--- a/projects/valuepickr-open-screen/docs/TIL.docx
+++ b/projects/valuepickr-open-screen/docs/TIL.docx
@@ -32,7 +32,7 @@
           <w:sz w:val="22"/>
           <w:szCs w:val="22"/>
         </w:rPr>
-        <w:t xml:space="preserve">Speculative turnaround in materials-handling/mining equipment with real operating-leverage optionality but high debt and an early-stage execution track record</w:t>
+        <w:t xml:space="preserve">Confirmed as TIL Limited (Kolkata; CIN L74999WB1974PLC041725; formerly Tractors India Limited; NSE: TIL, BSE: 505196) - a Gainwell/Caterpillar-linked cranes and materials-handling OEM whose FY26 loss actually WIDENED (-Rs 30.86 Cr vs +Rs 2.90 Cr FY25) even as management pursued a fresh clean-energy diversification (60% stake in Tulip Compression) and booked real defense/CONCOR orders - a genuine but still largely unproven, execution-heavy turnaround.</w:t>
       </w:r>
     </w:p>
     <w:p>
@@ -49,7 +49,7 @@
         <w:spacing w:after="120"/>
       </w:pPr>
       <w:r>
-        <w:t xml:space="preserve">TIL manufactures cranes and materials-handling/mining equipment. Came under new management/promoter group (linked to Gainwell, the Caterpillar dealership in India) after a period of severe underperformance driven by working-capital constraints. New management is integrating TIL with Gainwell's aftermarket-heavy business model and Caterpillar-technology mining equipment manufacturing.</w:t>
+        <w:t xml:space="preserve">TIL manufactures cranes and materials-handling/mining equipment from its Kharagpur facility. Came under new management/promoter group (Indocrest Defence Solutions Pvt Ltd, linked to Gainwell, the Caterpillar dealership in India, which TIL itself sold to Gainwell in 2016) after a period of severe underperformance driven by working-capital constraints. New management is integrating TIL with Gainwell's aftermarket-heavy business model and Caterpillar-technology mining equipment manufacturing. In May 2026 TIL closed the acquisition of a 60% stake in Tulip Compression Private Limited (TCPL, bought from promoter-affiliate Gainwell Commosales Private Limited) - a Greater Noida-based clean-energy/gas-compression equipment maker (CNG/LNG/hydrogen powerpacks, cryogenic storage) - marking a formal diversification beyond cranes into defense-adjacent and energy-transition equipment.</w:t>
       </w:r>
     </w:p>
     <w:p>
@@ -99,7 +99,7 @@
           </w:tcPr>
           <w:p>
             <w:r>
-              <w:t xml:space="preserve">Rs 1,897-1,901 Cr</w:t>
+              <w:t xml:space="preserve">~Rs 2,123 Cr (price ~Rs 258, 18-Sep-2026, screener.in)</w:t>
             </w:r>
           </w:p>
         </w:tc>
@@ -116,7 +116,7 @@
                 <w:b/>
                 <w:bCs/>
               </w:rPr>
-              <w:t xml:space="preserve">Revenue</w:t>
+              <w:t xml:space="preserve">FY26 revenue</w:t>
             </w:r>
           </w:p>
         </w:tc>
@@ -126,7 +126,7 @@
           </w:tcPr>
           <w:p>
             <w:r>
-              <w:t xml:space="preserve">Q1 FY27 revenue +86% YoY to Rs 78.6 Cr (standalone)</w:t>
+              <w:t xml:space="preserve">Rs 337.36 Cr, essentially flat/down YoY vs Rs 343.07 Cr FY25 - the 'turnaround' had NOT yet shown up in full-year revenue as of FY26</w:t>
             </w:r>
           </w:p>
         </w:tc>
@@ -143,7 +143,7 @@
                 <w:b/>
                 <w:bCs/>
               </w:rPr>
-              <w:t xml:space="preserve">Consolidated PAT</w:t>
+              <w:t xml:space="preserve">FY26 consolidated PAT</w:t>
             </w:r>
           </w:p>
         </w:tc>
@@ -153,7 +153,7 @@
           </w:tcPr>
           <w:p>
             <w:r>
-              <w:t xml:space="preserve">-Rs 5.5 Cr (still loss-making at consolidated level)</w:t>
+              <w:t xml:space="preserve">-Rs 30.86 Cr - a WIDENED loss vs +Rs 2.90 Cr FY25, driven by higher finance costs, forex, and one-off Settlement-of-Disputes (SOD) tax costs</w:t>
             </w:r>
           </w:p>
         </w:tc>
@@ -170,7 +170,7 @@
                 <w:b/>
                 <w:bCs/>
               </w:rPr>
-              <w:t xml:space="preserve">Debt/Equity</w:t>
+              <w:t xml:space="preserve">FY26 EBITDA margin</w:t>
             </w:r>
           </w:p>
         </w:tc>
@@ -180,7 +180,7 @@
           </w:tcPr>
           <w:p>
             <w:r>
-              <w:t xml:space="preserve">3.4x consolidated — high leverage</w:t>
+              <w:t xml:space="preserve">5.47%, down sharply from 11.73% FY25</w:t>
             </w:r>
           </w:p>
         </w:tc>
@@ -197,6 +197,87 @@
                 <w:b/>
                 <w:bCs/>
               </w:rPr>
+              <w:t xml:space="preserve">Q1 FY27 standalone</w:t>
+            </w:r>
+          </w:p>
+        </w:tc>
+        <w:tc>
+          <w:tcPr>
+            <w:tcW w:type="dxa" w:w="5800"/>
+          </w:tcPr>
+          <w:p>
+            <w:r>
+              <w:t xml:space="preserve">Revenue +25% YoY to Rs 79 Cr, EBITDA +223% YoY to Rs 3.39 Cr (4.3% margin) - genuine organic improvement, small base</w:t>
+            </w:r>
+          </w:p>
+        </w:tc>
+      </w:tr>
+      <w:tr>
+        <w:tc>
+          <w:tcPr>
+            <w:tcW w:type="dxa" w:w="3200"/>
+            <w:shd w:fill="F2F2F2" w:val="clear"/>
+          </w:tcPr>
+          <w:p>
+            <w:r>
+              <w:rPr>
+                <w:b/>
+                <w:bCs/>
+              </w:rPr>
+              <w:t xml:space="preserve">Q1 FY27 consolidated (TIL+TCPL)</w:t>
+            </w:r>
+          </w:p>
+        </w:tc>
+        <w:tc>
+          <w:tcPr>
+            <w:tcW w:type="dxa" w:w="5800"/>
+          </w:tcPr>
+          <w:p>
+            <w:r>
+              <w:t xml:space="preserve">Revenue Rs 117 Cr (+66% YoY) - growth is substantially INORGANIC, from first-time TCPL consolidation (TCPL alone contributed Rs 39 Cr revenue / Rs 3.96 Cr EBITDA), not like-for-like TIL growth</w:t>
+            </w:r>
+          </w:p>
+        </w:tc>
+      </w:tr>
+      <w:tr>
+        <w:tc>
+          <w:tcPr>
+            <w:tcW w:type="dxa" w:w="3200"/>
+            <w:shd w:fill="F2F2F2" w:val="clear"/>
+          </w:tcPr>
+          <w:p>
+            <w:r>
+              <w:rPr>
+                <w:b/>
+                <w:bCs/>
+              </w:rPr>
+              <w:t xml:space="preserve">Debt</w:t>
+            </w:r>
+          </w:p>
+        </w:tc>
+        <w:tc>
+          <w:tcPr>
+            <w:tcW w:type="dxa" w:w="5800"/>
+          </w:tcPr>
+          <w:p>
+            <w:r>
+              <w:t xml:space="preserve">Borrowings ~Rs 382 Cr (Mar-2026, screener); net worth ~Rs 272 Cr (consolidated, Jun-2026) - D/E estimates range ~1.4x-3.4x depending on basis/timing; still high leverage relative to a small, inconsistent earnings base</w:t>
+            </w:r>
+          </w:p>
+        </w:tc>
+      </w:tr>
+      <w:tr>
+        <w:tc>
+          <w:tcPr>
+            <w:tcW w:type="dxa" w:w="3200"/>
+            <w:shd w:fill="F2F2F2" w:val="clear"/>
+          </w:tcPr>
+          <w:p>
+            <w:r>
+              <w:rPr>
+                <w:b/>
+                <w:bCs/>
+              </w:rPr>
               <w:t xml:space="preserve">Debtor days</w:t>
             </w:r>
           </w:p>
@@ -207,7 +288,34 @@
           </w:tcPr>
           <w:p>
             <w:r>
-              <w:t xml:space="preserve">239 (high, expected to rise further with defense-focused business)</w:t>
+              <w:t xml:space="preserve">239 (prior pass figure, not independently refreshed this pass) - expected to stay elevated/rise as defense-customer mix (long clearance cycles) grows</w:t>
+            </w:r>
+          </w:p>
+        </w:tc>
+      </w:tr>
+      <w:tr>
+        <w:tc>
+          <w:tcPr>
+            <w:tcW w:type="dxa" w:w="3200"/>
+            <w:shd w:fill="F2F2F2" w:val="clear"/>
+          </w:tcPr>
+          <w:p>
+            <w:r>
+              <w:rPr>
+                <w:b/>
+                <w:bCs/>
+              </w:rPr>
+              <w:t xml:space="preserve">FY27 order pipeline</w:t>
+            </w:r>
+          </w:p>
+        </w:tc>
+        <w:tc>
+          <w:tcPr>
+            <w:tcW w:type="dxa" w:w="5800"/>
+          </w:tcPr>
+          <w:p>
+            <w:r>
+              <w:t xml:space="preserve">Rs 274 Cr (per FY26 results release)</w:t>
             </w:r>
           </w:p>
         </w:tc>
@@ -223,7 +331,7 @@
         <w:spacing w:after="120"/>
       </w:pPr>
       <w:r>
-        <w:t xml:space="preserve">A genuine, early-stage turnaround: revenue has surged (+86% YoY standalone) after new management fixed working-capital constraints that had previously prevented order execution despite having technology, plants, and people. But consolidated leverage (3.4x D/E) is high and the company is still consolidated-PAT-negative — this is a real, unresolved-risk turnaround, not a proven one.</w:t>
+        <w:t xml:space="preserve">This pass confirms TIL's identity (cranes/materials-handling OEM, Kolkata, Gainwell-Caterpillar-linked promoter group) and finds a materially more complicated picture than the existing write-up's framing. FY26 full-year revenue was essentially flat-to-down YoY (Rs 337.36cr vs Rs 343.07cr) despite the 'turnaround' narrative, and consolidated PAT swung to a WIDENED loss of -Rs 30.86cr (from a small +Rs 2.90cr profit in FY25) as EBITDA margin nearly halved to 5.47% - driven by higher finance costs, forex pressure, and one-off Settlement-of-Disputes tax-litigation costs (which did extinguish Rs 23.12cr of entry-tax and reduce VAT/CST liabilities by Rs 21.68cr - a genuine balance-sheet cleanup, but at a real P&amp;L cost this year). The much-cited Q1 FY27 '+86%' headline growth is genuine but needs unpacking: TIL's own standalone organic growth was +25% YoY (Rs 79cr) - real and encouraging on a small base - while the +66% CONSOLIDATED figure (Rs 117cr) is substantially inorganic, from the first-time consolidation of the newly-acquired Tulip Compression (TCPL), which itself contributed Rs 39cr revenue and a healthy Rs 3.96cr EBITDA (~10% margin, notably better than TIL's own 4.3% standalone margin). The bull case - Kharagpur operating leverage (30-35% utilisation, could triple revenue on minimal capex), a Rs 274cr FY27 order pipeline, and already-booked defense/CONCOR wins (~Rs 110cr defense orders, Rs 66.75cr CONCOR ReachStacker contract, Rs 30cr+ CONCOR O&amp;M FY26) - remains real and specific. But it is now layered on top of a confirmed FY26 deterioration, a fresh related-party-adjacent acquisition (TCPL bought from promoter-affiliate Gainwell Commosales), and a still-unresolved CarryKing commercialisation timeline (management now guides Q3/Q4 FY27 optimum case, Q1 FY28 worst case).</w:t>
       </w:r>
     </w:p>
     <w:p>
@@ -232,7 +340,7 @@
         <w:spacing w:after="120" w:before="280"/>
       </w:pPr>
       <w:r>
-        <w:t xml:space="preserve">Technical Read (Weekly / Monthly MACD + Bollinger Bands, or RSI/CCI/Williams %R proxy)</w:t>
+        <w:t xml:space="preserve">Deep-Dive: Primary Documents (Annual Reports, Quarterly Results, Exchange Filings)</w:t>
       </w:r>
     </w:p>
     <w:p>
@@ -240,7 +348,561 @@
         <w:spacing w:after="120"/>
       </w:pPr>
       <w:r>
-        <w:t xml:space="preserve">Not independently pulled this pass.</w:t>
+        <w:rPr>
+          <w:i/>
+          <w:iCs/>
+          <w:color w:val="666666"/>
+          <w:sz w:val="18"/>
+          <w:szCs w:val="18"/>
+        </w:rPr>
+        <w:t xml:space="preserve">Pass 1 — 2026-09-19. Built from the company's own filings (3 years of annual reports, ~4 quarters of results/concalls, and 6 months of BSE/NSE announcements), read via the web — a deeper layer than the forum-sentiment read below.</w:t>
+      </w:r>
+    </w:p>
+    <w:p>
+      <w:pPr>
+        <w:spacing w:after="120"/>
+      </w:pPr>
+      <w:r>
+        <w:rPr>
+          <w:b/>
+          <w:bCs/>
+          <w:sz w:val="20"/>
+          <w:szCs w:val="20"/>
+        </w:rPr>
+        <w:t xml:space="preserve">Sources reviewed this pass:</w:t>
+      </w:r>
+    </w:p>
+    <w:p>
+      <w:pPr>
+        <w:pStyle w:val="ListParagraph"/>
+        <w:numPr>
+          <w:ilvl w:val="0"/>
+          <w:numId w:val="1"/>
+        </w:numPr>
+        <w:spacing w:after="60"/>
+      </w:pPr>
+      <w:r>
+        <w:t xml:space="preserve">WebSearch: TIL Limited cranes/materials-handling Gainwell Caterpillar Q1 FY27 results (marketscreener, themachinemaker, cranebriefing, scanx.trade)</w:t>
+      </w:r>
+    </w:p>
+    <w:p>
+      <w:pPr>
+        <w:pStyle w:val="ListParagraph"/>
+        <w:numPr>
+          <w:ilvl w:val="0"/>
+          <w:numId w:val="1"/>
+        </w:numPr>
+        <w:spacing w:after="60"/>
+      </w:pPr>
+      <w:r>
+        <w:t xml:space="preserve">WebSearch: TIL Limited NSE/BSE 2026 annual report / debt / promoter / Tulip Compression (autocarpro, screener.in, nsearchives, equitybulls)</w:t>
+      </w:r>
+    </w:p>
+    <w:p>
+      <w:pPr>
+        <w:pStyle w:val="ListParagraph"/>
+        <w:numPr>
+          <w:ilvl w:val="0"/>
+          <w:numId w:val="1"/>
+        </w:numPr>
+        <w:spacing w:after="60"/>
+      </w:pPr>
+      <w:r>
+        <w:t xml:space="preserve">WebSearch: TIL Ltd CarryKing crane / defense order / Kharagpur capacity 2026 (nbmcw, indiamart, autocarpro)</w:t>
+      </w:r>
+    </w:p>
+    <w:p>
+      <w:pPr>
+        <w:pStyle w:val="ListParagraph"/>
+        <w:numPr>
+          <w:ilvl w:val="0"/>
+          <w:numId w:val="1"/>
+        </w:numPr>
+        <w:spacing w:after="60"/>
+      </w:pPr>
+      <w:r>
+        <w:t xml:space="preserve">WebSearch: TIL Limited FY26 full-year results / debtor days / margin harmonisation (themachinemaker, whalesbook, constructionworld)</w:t>
+      </w:r>
+    </w:p>
+    <w:p>
+      <w:pPr>
+        <w:pStyle w:val="ListParagraph"/>
+        <w:numPr>
+          <w:ilvl w:val="0"/>
+          <w:numId w:val="1"/>
+        </w:numPr>
+        <w:spacing w:after="60"/>
+      </w:pPr>
+      <w:r>
+        <w:t xml:space="preserve">WebSearch: TIL Limited Q1 FY27 concall / Tulip Compression / CarryKing timeline (constructionmirror, constrofacilitator, scanx.trade)</w:t>
+      </w:r>
+    </w:p>
+    <w:p>
+      <w:pPr>
+        <w:pStyle w:val="ListParagraph"/>
+        <w:numPr>
+          <w:ilvl w:val="0"/>
+          <w:numId w:val="1"/>
+        </w:numPr>
+        <w:spacing w:after="60"/>
+      </w:pPr>
+      <w:r>
+        <w:t xml:space="preserve">WebSearch: TIL Limited promoter pledge / shareholding / auditor 2026 (trendlyne - inconclusive, no TIL-specific pledge data found)</w:t>
+      </w:r>
+    </w:p>
+    <w:p>
+      <w:pPr>
+        <w:pStyle w:val="ListParagraph"/>
+        <w:numPr>
+          <w:ilvl w:val="0"/>
+          <w:numId w:val="1"/>
+        </w:numPr>
+        <w:spacing w:after="60"/>
+      </w:pPr>
+      <w:r>
+        <w:t xml:space="preserve">WebFetch: constructionmirror.com Q4 FY26 &amp; full-year FY26 results article</w:t>
+      </w:r>
+    </w:p>
+    <w:p>
+      <w:pPr>
+        <w:pStyle w:val="ListParagraph"/>
+        <w:numPr>
+          <w:ilvl w:val="0"/>
+          <w:numId w:val="1"/>
+        </w:numPr>
+        <w:spacing w:after="60"/>
+      </w:pPr>
+      <w:r>
+        <w:t xml:space="preserve">WebFetch: constructionmirror.com Q1 FY27 results article (standalone vs consolidated breakdown, TCPL contribution)</w:t>
+      </w:r>
+    </w:p>
+    <w:p>
+      <w:pPr>
+        <w:pStyle w:val="ListParagraph"/>
+        <w:numPr>
+          <w:ilvl w:val="0"/>
+          <w:numId w:val="1"/>
+        </w:numPr>
+        <w:spacing w:after="60"/>
+      </w:pPr>
+      <w:r>
+        <w:t xml:space="preserve">WebFetch: screener.in/company/TIL (current price, market cap, debt/borrowings, net worth)</w:t>
+      </w:r>
+    </w:p>
+    <w:p>
+      <w:pPr>
+        <w:spacing w:after="120"/>
+      </w:pPr>
+      <w:r>
+        <w:rPr>
+          <w:b/>
+          <w:bCs/>
+          <w:sz w:val="20"/>
+          <w:szCs w:val="20"/>
+        </w:rPr>
+        <w:t xml:space="preserve">Annual-report findings (3-year view):</w:t>
+      </w:r>
+    </w:p>
+    <w:p>
+      <w:pPr>
+        <w:pStyle w:val="ListParagraph"/>
+        <w:numPr>
+          <w:ilvl w:val="0"/>
+          <w:numId w:val="1"/>
+        </w:numPr>
+        <w:spacing w:after="60"/>
+      </w:pPr>
+      <w:r>
+        <w:t xml:space="preserve">Confirmed company identity: TIL Limited, Kolkata, CIN L74999WB1974PLC041725, formerly Tractors India Limited, NSE: TIL / BSE: 505196 - matches the existing business_overview (cranes/materials-handling, Gainwell-linked promoter)</w:t>
+      </w:r>
+    </w:p>
+    <w:p>
+      <w:pPr>
+        <w:pStyle w:val="ListParagraph"/>
+        <w:numPr>
+          <w:ilvl w:val="0"/>
+          <w:numId w:val="1"/>
+        </w:numPr>
+        <w:spacing w:after="60"/>
+      </w:pPr>
+      <w:r>
+        <w:t xml:space="preserve">FY26 revenue Rs 337.36cr (vs Rs 343.07cr FY25, essentially flat/down); FY26 consolidated PAT -Rs 30.86cr (vs +Rs 2.90cr FY25, a widened loss); FY26 EBITDA margin 5.47% (vs 11.73% FY25)</w:t>
+      </w:r>
+    </w:p>
+    <w:p>
+      <w:pPr>
+        <w:pStyle w:val="ListParagraph"/>
+        <w:numPr>
+          <w:ilvl w:val="0"/>
+          <w:numId w:val="1"/>
+        </w:numPr>
+        <w:spacing w:after="60"/>
+      </w:pPr>
+      <w:r>
+        <w:t xml:space="preserve">Legacy tax disputes resolved via Settlement-of-Disputes (SOD): Rs 23.12cr entry-tax contingent liability extinguished, VAT/CST liabilities reduced by Rs 21.68cr</w:t>
+      </w:r>
+    </w:p>
+    <w:p>
+      <w:pPr>
+        <w:pStyle w:val="ListParagraph"/>
+        <w:numPr>
+          <w:ilvl w:val="0"/>
+          <w:numId w:val="1"/>
+        </w:numPr>
+        <w:spacing w:after="60"/>
+      </w:pPr>
+      <w:r>
+        <w:t xml:space="preserve">Mar-2026 borrowings ~Rs 382cr (screener); consolidated net worth ~Rs 272cr as of Jun-2026 - D/E in the ~1.4x-3.4x range depending on basis and timing, not precisely reconciled this pass</w:t>
+      </w:r>
+    </w:p>
+    <w:p>
+      <w:pPr>
+        <w:pStyle w:val="ListParagraph"/>
+        <w:numPr>
+          <w:ilvl w:val="0"/>
+          <w:numId w:val="1"/>
+        </w:numPr>
+        <w:spacing w:after="60"/>
+      </w:pPr>
+      <w:r>
+        <w:t xml:space="preserve">Promoter Gainwell/Indocrest Defence Solutions holds 61.3% per one source (not independently cross-checked against a second source this pass)</w:t>
+      </w:r>
+    </w:p>
+    <w:p>
+      <w:pPr>
+        <w:spacing w:after="120"/>
+      </w:pPr>
+      <w:r>
+        <w:rPr>
+          <w:b/>
+          <w:bCs/>
+          <w:sz w:val="20"/>
+          <w:szCs w:val="20"/>
+        </w:rPr>
+        <w:t xml:space="preserve">Quarterly trend (last ~4 quarters + concall commentary):</w:t>
+      </w:r>
+    </w:p>
+    <w:p>
+      <w:pPr>
+        <w:pStyle w:val="ListParagraph"/>
+        <w:numPr>
+          <w:ilvl w:val="0"/>
+          <w:numId w:val="1"/>
+        </w:numPr>
+        <w:spacing w:after="60"/>
+      </w:pPr>
+      <w:r>
+        <w:t xml:space="preserve">Q2 FY26: revenue +12% YoY to Rs 81.45cr, order book &gt;Rs 200cr</w:t>
+      </w:r>
+    </w:p>
+    <w:p>
+      <w:pPr>
+        <w:pStyle w:val="ListParagraph"/>
+        <w:numPr>
+          <w:ilvl w:val="0"/>
+          <w:numId w:val="1"/>
+        </w:numPr>
+        <w:spacing w:after="60"/>
+      </w:pPr>
+      <w:r>
+        <w:t xml:space="preserve">Q3 FY26: record orders reported (specifics not independently pulled this pass)</w:t>
+      </w:r>
+    </w:p>
+    <w:p>
+      <w:pPr>
+        <w:pStyle w:val="ListParagraph"/>
+        <w:numPr>
+          <w:ilvl w:val="0"/>
+          <w:numId w:val="1"/>
+        </w:numPr>
+        <w:spacing w:after="60"/>
+      </w:pPr>
+      <w:r>
+        <w:t xml:space="preserve">Q4 FY26 / FY26 full year: revenue Rs 337.36cr (flat/down YoY), EBITDA -54% YoY to Rs 18.46cr, PAT -Rs 30.86cr (widened loss)</w:t>
+      </w:r>
+    </w:p>
+    <w:p>
+      <w:pPr>
+        <w:pStyle w:val="ListParagraph"/>
+        <w:numPr>
+          <w:ilvl w:val="0"/>
+          <w:numId w:val="1"/>
+        </w:numPr>
+        <w:spacing w:after="60"/>
+      </w:pPr>
+      <w:r>
+        <w:t xml:space="preserve">Q1 FY27: standalone revenue +25% YoY to Rs 79cr, standalone EBITDA +223% YoY to Rs 3.39cr (4.3% margin); consolidated (TIL+TCPL) revenue Rs 117cr (+66% YoY, substantially inorganic), consolidated EBITDA Rs 7.32cr (6.2% margin); TCPL part-quarter contribution Rs 39cr revenue / Rs 3.96cr EBITDA</w:t>
+      </w:r>
+    </w:p>
+    <w:p>
+      <w:pPr>
+        <w:spacing w:after="120"/>
+      </w:pPr>
+      <w:r>
+        <w:rPr>
+          <w:b/>
+          <w:bCs/>
+          <w:sz w:val="20"/>
+          <w:szCs w:val="20"/>
+        </w:rPr>
+        <w:t xml:space="preserve">Exchange announcements (last 6 months):</w:t>
+      </w:r>
+    </w:p>
+    <w:p>
+      <w:pPr>
+        <w:pStyle w:val="ListParagraph"/>
+        <w:numPr>
+          <w:ilvl w:val="0"/>
+          <w:numId w:val="1"/>
+        </w:numPr>
+        <w:spacing w:after="60"/>
+      </w:pPr>
+      <w:r>
+        <w:t xml:space="preserve">May 2026: TIL closed acquisition of 60% stake in Tulip Compression Private Limited (TCPL) from promoter-affiliate Gainwell Commosales Private Limited, with option to raise to 74%</w:t>
+      </w:r>
+    </w:p>
+    <w:p>
+      <w:pPr>
+        <w:pStyle w:val="ListParagraph"/>
+        <w:numPr>
+          <w:ilvl w:val="0"/>
+          <w:numId w:val="1"/>
+        </w:numPr>
+        <w:spacing w:after="60"/>
+      </w:pPr>
+      <w:r>
+        <w:t xml:space="preserve">FY26: ~Rs 110cr defense orders booked; Rs 66.75cr CONCOR ReachStacker contract; Rs 30cr+ CONCOR O&amp;M contract</w:t>
+      </w:r>
+    </w:p>
+    <w:p>
+      <w:pPr>
+        <w:pStyle w:val="ListParagraph"/>
+        <w:numPr>
+          <w:ilvl w:val="0"/>
+          <w:numId w:val="1"/>
+        </w:numPr>
+        <w:spacing w:after="60"/>
+      </w:pPr>
+      <w:r>
+        <w:t xml:space="preserve">FY27 order pipeline stated at Rs 274cr</w:t>
+      </w:r>
+    </w:p>
+    <w:p>
+      <w:pPr>
+        <w:pStyle w:val="ListParagraph"/>
+        <w:numPr>
+          <w:ilvl w:val="0"/>
+          <w:numId w:val="1"/>
+        </w:numPr>
+        <w:spacing w:after="60"/>
+      </w:pPr>
+      <w:r>
+        <w:t xml:space="preserve">Aug 2026: second consecutive earnings call held (Q1 FY27), following the first call in ~4 quarters in Aug 2026 for FY26/Q4</w:t>
+      </w:r>
+    </w:p>
+    <w:p>
+      <w:pPr>
+        <w:spacing w:after="120"/>
+      </w:pPr>
+      <w:r>
+        <w:rPr>
+          <w:b/>
+          <w:bCs/>
+          <w:sz w:val="20"/>
+          <w:szCs w:val="20"/>
+        </w:rPr>
+        <w:t xml:space="preserve">Key new facts vs. the prior write-up:</w:t>
+      </w:r>
+    </w:p>
+    <w:p>
+      <w:pPr>
+        <w:pStyle w:val="ListParagraph"/>
+        <w:numPr>
+          <w:ilvl w:val="0"/>
+          <w:numId w:val="1"/>
+        </w:numPr>
+        <w:spacing w:after="60"/>
+      </w:pPr>
+      <w:r>
+        <w:t xml:space="preserve">FY26 consolidated PAT loss WIDENED to -Rs 30.86cr (from +Rs 2.90cr FY25) and EBITDA margin nearly halved - a confirmed deterioration during the year the turnaround was meant to prove itself; the existing write-up's framing (built around a smaller, isolated Q1 FY27 loss figure) did not capture this</w:t>
+      </w:r>
+    </w:p>
+    <w:p>
+      <w:pPr>
+        <w:pStyle w:val="ListParagraph"/>
+        <w:numPr>
+          <w:ilvl w:val="0"/>
+          <w:numId w:val="1"/>
+        </w:numPr>
+        <w:spacing w:after="60"/>
+      </w:pPr>
+      <w:r>
+        <w:t xml:space="preserve">FY26 full-year revenue was flat-to-down YoY, meaning the turnaround had not yet shown up in top-line results as of FY26 - growth resumed only in Q1 FY27</w:t>
+      </w:r>
+    </w:p>
+    <w:p>
+      <w:pPr>
+        <w:pStyle w:val="ListParagraph"/>
+        <w:numPr>
+          <w:ilvl w:val="0"/>
+          <w:numId w:val="1"/>
+        </w:numPr>
+        <w:spacing w:after="60"/>
+      </w:pPr>
+      <w:r>
+        <w:t xml:space="preserve">The widely-cited Q1 FY27 consolidated growth (+66-86%) is substantially inorganic (first-time TCPL consolidation); TIL's own standalone organic growth was a more modest, though still real, +25% YoY</w:t>
+      </w:r>
+    </w:p>
+    <w:p>
+      <w:pPr>
+        <w:pStyle w:val="ListParagraph"/>
+        <w:numPr>
+          <w:ilvl w:val="0"/>
+          <w:numId w:val="1"/>
+        </w:numPr>
+        <w:spacing w:after="60"/>
+      </w:pPr>
+      <w:r>
+        <w:t xml:space="preserve">TCPL was acquired from a promoter-affiliate (Gainwell Commosales) - a related-party-adjacent transaction not previously flagged in the existing write-up</w:t>
+      </w:r>
+    </w:p>
+    <w:p>
+      <w:pPr>
+        <w:pStyle w:val="ListParagraph"/>
+        <w:numPr>
+          <w:ilvl w:val="0"/>
+          <w:numId w:val="1"/>
+        </w:numPr>
+        <w:spacing w:after="60"/>
+      </w:pPr>
+      <w:r>
+        <w:t xml:space="preserve">TCPL is immediately margin-accretive (~10% EBITDA margin vs TIL's own 4.3% standalone) - a genuine, if early, positive</w:t>
+      </w:r>
+    </w:p>
+    <w:p>
+      <w:pPr>
+        <w:pStyle w:val="ListParagraph"/>
+        <w:numPr>
+          <w:ilvl w:val="0"/>
+          <w:numId w:val="1"/>
+        </w:numPr>
+        <w:spacing w:after="60"/>
+      </w:pPr>
+      <w:r>
+        <w:t xml:space="preserve">Legacy tax-dispute resolution (SOD) extinguished/reduced ~Rs 45cr of contingent liabilities in FY26 - a real balance-sheet cleanup not previously captured in detail</w:t>
+      </w:r>
+    </w:p>
+    <w:p>
+      <w:pPr>
+        <w:pStyle w:val="ListParagraph"/>
+        <w:numPr>
+          <w:ilvl w:val="0"/>
+          <w:numId w:val="1"/>
+        </w:numPr>
+        <w:spacing w:after="60"/>
+      </w:pPr>
+      <w:r>
+        <w:t xml:space="preserve">CarryKing timeline refined: optimum case now Q3/Q4 FY27, worst case Q1 FY28 (previously stated simply as 'now targeted for Q1 FY28')</w:t>
+      </w:r>
+    </w:p>
+    <w:p>
+      <w:pPr>
+        <w:spacing w:after="120"/>
+      </w:pPr>
+      <w:r>
+        <w:rPr>
+          <w:b/>
+          <w:bCs/>
+          <w:sz w:val="20"/>
+          <w:szCs w:val="20"/>
+        </w:rPr>
+        <w:t xml:space="preserve">Open questions / what to watch:</w:t>
+      </w:r>
+    </w:p>
+    <w:p>
+      <w:pPr>
+        <w:pStyle w:val="ListParagraph"/>
+        <w:numPr>
+          <w:ilvl w:val="0"/>
+          <w:numId w:val="1"/>
+        </w:numPr>
+        <w:spacing w:after="60"/>
+      </w:pPr>
+      <w:r>
+        <w:t xml:space="preserve">Whether FY26's PAT deterioration (finance cost/forex/one-off settlement driven) is a one-time trough or reflects a structurally heavier finance-cost burden post-TCPL debt-funded acquisition</w:t>
+      </w:r>
+    </w:p>
+    <w:p>
+      <w:pPr>
+        <w:pStyle w:val="ListParagraph"/>
+        <w:numPr>
+          <w:ilvl w:val="0"/>
+          <w:numId w:val="1"/>
+        </w:numPr>
+        <w:spacing w:after="60"/>
+      </w:pPr>
+      <w:r>
+        <w:t xml:space="preserve">Precise, reconciled current D/E and net-debt-to-EBITDA - sources reviewed this pass gave inconsistent bases (share-capital-based vs net-worth-based, and pre- vs post-TCPL) that could not be cleanly reconciled</w:t>
+      </w:r>
+    </w:p>
+    <w:p>
+      <w:pPr>
+        <w:pStyle w:val="ListParagraph"/>
+        <w:numPr>
+          <w:ilvl w:val="0"/>
+          <w:numId w:val="1"/>
+        </w:numPr>
+        <w:spacing w:after="60"/>
+      </w:pPr>
+      <w:r>
+        <w:t xml:space="preserve">Whether management's bandwidth-split concern (previously flagged as a bear case) has been addressed now that TCPL adds a third concurrent priority</w:t>
+      </w:r>
+    </w:p>
+    <w:p>
+      <w:pPr>
+        <w:pStyle w:val="ListParagraph"/>
+        <w:numPr>
+          <w:ilvl w:val="0"/>
+          <w:numId w:val="1"/>
+        </w:numPr>
+        <w:spacing w:after="60"/>
+      </w:pPr>
+      <w:r>
+        <w:t xml:space="preserve">Promoter pledge status - not found either way in sources reviewed this pass</w:t>
+      </w:r>
+    </w:p>
+    <w:p>
+      <w:pPr>
+        <w:pStyle w:val="ListParagraph"/>
+        <w:numPr>
+          <w:ilvl w:val="0"/>
+          <w:numId w:val="1"/>
+        </w:numPr>
+        <w:spacing w:after="60"/>
+      </w:pPr>
+      <w:r>
+        <w:t xml:space="preserve">Whether CONCOR/defense order execution proceeds on the stated timeline given TIL's small scale relative to the new order pipeline (Rs 274cr FY27 pipeline vs Rs 337cr FY26 total revenue)</w:t>
+      </w:r>
+    </w:p>
+    <w:p>
+      <w:pPr>
+        <w:spacing w:after="120" w:before="120"/>
+      </w:pPr>
+      <w:r>
+        <w:rPr>
+          <w:b/>
+          <w:bCs/>
+          <w:sz w:val="20"/>
+          <w:szCs w:val="20"/>
+        </w:rPr>
+        <w:t xml:space="preserve">Conviction impact: </w:t>
+      </w:r>
+      <w:r>
+        <w:rPr>
+          <w:sz w:val="20"/>
+          <w:szCs w:val="20"/>
+        </w:rPr>
+        <w:t xml:space="preserve">Medium -&gt; Low-Medium. This pass's core finding is a correction, not a confirmation: FY26 (the year the existing write-up characterised as an ongoing turnaround) actually saw a WIDENED consolidated loss and flat-to-down revenue, and the standout Q1 FY27 growth headline is substantially inorganic (TCPL consolidation) rather than a continuation of organic recovery. This is partially offset by real, specific positives - concrete defense/CONCOR order wins, an accretive TCPL diversification, and a balance-sheet-cleaning tax settlement - which keep this from falling to Low, but the turnaround is confirmed to be earlier-stage, more leveraged to execution across three concurrent priorities, and now includes a promoter-affiliate-sourced acquisition that adds a governance dimension not previously scored.</w:t>
       </w:r>
     </w:p>
     <w:p>
@@ -249,7 +911,7 @@
         <w:spacing w:after="120" w:before="280"/>
       </w:pPr>
       <w:r>
-        <w:t xml:space="preserve">ValuePickr Community Signal</w:t>
+        <w:t xml:space="preserve">Guidance &amp; Expectation Gap</w:t>
       </w:r>
     </w:p>
     <w:p>
@@ -257,7 +919,14 @@
         <w:spacing w:after="120"/>
       </w:pPr>
       <w:r>
-        <w:t xml:space="preserve">Read the entire thread (46 posts, single batch, focusing on 2025-2026 activity where the actual turnaround narrative lives — earlier 2011-era posts were pre-turnaround and not thesis-relevant). TIL held its first earnings call in ~4 quarters on 2026-08-21 (the day before this analysis), providing the first substantive management color in a long while.</w:t>
+        <w:rPr>
+          <w:i/>
+          <w:iCs/>
+          <w:color w:val="666666"/>
+          <w:sz w:val="18"/>
+          <w:szCs w:val="18"/>
+        </w:rPr>
+        <w:t xml:space="preserve">Management guidance decoded into commitments, graded on the expectation → action → operational → commercial → financial ladder, then compared to what the current price appears to assume. Method: playbook/guidance-and-expectation-gap.md.</w:t>
       </w:r>
     </w:p>
     <w:p>
@@ -271,14 +940,1161 @@
           <w:sz w:val="20"/>
           <w:szCs w:val="20"/>
         </w:rPr>
-        <w:t xml:space="preserve">High-conviction call from a top contributor: </w:t>
-      </w:r>
-      <w:r>
-        <w:rPr>
-          <w:sz w:val="20"/>
-          <w:szCs w:val="20"/>
-        </w:rPr>
-        <w:t xml:space="preserve">No trusted-roster users posted in this thread. lsubs provided the most detailed, recent synthesis (Aug 2026, two posts) covering both a bull case (operating leverage, new patented products, defense re-entry) and an explicit antithesis (high debt, high working capital, management-bandwidth split, timeline risk on new-product commercialization, competitor dominance). Tejash (May 2025) and Manav (Feb 2025) both independently described this as a genuine turnaround story after a year of tracking, citing promoter capital infusion and capex.</w:t>
+        <w:t xml:space="preserve">Commitment ladder (most-proven first):</w:t>
+      </w:r>
+    </w:p>
+    <w:tbl>
+      <w:tblPr>
+        <w:tblW w:type="dxa" w:w="9000"/>
+        <w:tblBorders>
+          <w:top w:val="single" w:color="auto" w:sz="4"/>
+          <w:left w:val="single" w:color="auto" w:sz="4"/>
+          <w:bottom w:val="single" w:color="auto" w:sz="4"/>
+          <w:right w:val="single" w:color="auto" w:sz="4"/>
+          <w:insideH w:val="single" w:color="auto" w:sz="4"/>
+          <w:insideV w:val="single" w:color="auto" w:sz="4"/>
+        </w:tblBorders>
+      </w:tblPr>
+      <w:tblGrid>
+        <w:gridCol w:w="1100"/>
+        <w:gridCol w:w="2600"/>
+        <w:gridCol w:w="2400"/>
+        <w:gridCol w:w="900"/>
+        <w:gridCol w:w="1200"/>
+        <w:gridCol w:w="800"/>
+      </w:tblGrid>
+      <w:tr>
+        <w:trPr>
+          <w:tblHeader/>
+        </w:trPr>
+        <w:tc>
+          <w:tcPr>
+            <w:tcW w:type="dxa" w:w="1100"/>
+            <w:shd w:fill="F2F2F2" w:val="clear"/>
+          </w:tcPr>
+          <w:p>
+            <w:r>
+              <w:rPr>
+                <w:b/>
+                <w:bCs/>
+                <w:sz w:val="18"/>
+                <w:szCs w:val="18"/>
+              </w:rPr>
+              <w:t xml:space="preserve">Area</w:t>
+            </w:r>
+          </w:p>
+        </w:tc>
+        <w:tc>
+          <w:tcPr>
+            <w:tcW w:type="dxa" w:w="2600"/>
+            <w:shd w:fill="F2F2F2" w:val="clear"/>
+          </w:tcPr>
+          <w:p>
+            <w:r>
+              <w:rPr>
+                <w:b/>
+                <w:bCs/>
+                <w:sz w:val="18"/>
+                <w:szCs w:val="18"/>
+              </w:rPr>
+              <w:t xml:space="preserve">Commitment</w:t>
+            </w:r>
+          </w:p>
+        </w:tc>
+        <w:tc>
+          <w:tcPr>
+            <w:tcW w:type="dxa" w:w="2400"/>
+            <w:shd w:fill="F2F2F2" w:val="clear"/>
+          </w:tcPr>
+          <w:p>
+            <w:r>
+              <w:rPr>
+                <w:b/>
+                <w:bCs/>
+                <w:sz w:val="18"/>
+                <w:szCs w:val="18"/>
+              </w:rPr>
+              <w:t xml:space="preserve">Specifics</w:t>
+            </w:r>
+          </w:p>
+        </w:tc>
+        <w:tc>
+          <w:tcPr>
+            <w:tcW w:type="dxa" w:w="900"/>
+            <w:shd w:fill="F2F2F2" w:val="clear"/>
+          </w:tcPr>
+          <w:p>
+            <w:r>
+              <w:rPr>
+                <w:b/>
+                <w:bCs/>
+                <w:sz w:val="18"/>
+                <w:szCs w:val="18"/>
+              </w:rPr>
+              <w:t xml:space="preserve">By when</w:t>
+            </w:r>
+          </w:p>
+        </w:tc>
+        <w:tc>
+          <w:tcPr>
+            <w:tcW w:type="dxa" w:w="1200"/>
+            <w:shd w:fill="F2F2F2" w:val="clear"/>
+          </w:tcPr>
+          <w:p>
+            <w:r>
+              <w:rPr>
+                <w:b/>
+                <w:bCs/>
+                <w:sz w:val="18"/>
+                <w:szCs w:val="18"/>
+              </w:rPr>
+              <w:t xml:space="preserve">Stage</w:t>
+            </w:r>
+          </w:p>
+        </w:tc>
+        <w:tc>
+          <w:tcPr>
+            <w:tcW w:type="dxa" w:w="800"/>
+            <w:shd w:fill="F2F2F2" w:val="clear"/>
+          </w:tcPr>
+          <w:p>
+            <w:r>
+              <w:rPr>
+                <w:b/>
+                <w:bCs/>
+                <w:sz w:val="18"/>
+                <w:szCs w:val="18"/>
+              </w:rPr>
+              <w:t xml:space="preserve">Thesis-critical</w:t>
+            </w:r>
+          </w:p>
+        </w:tc>
+      </w:tr>
+      <w:tr>
+        <w:tc>
+          <w:tcPr>
+            <w:tcW w:type="dxa" w:w="1100"/>
+          </w:tcPr>
+          <w:p>
+            <w:r>
+              <w:rPr>
+                <w:b w:val="false"/>
+                <w:bCs w:val="false"/>
+                <w:sz w:val="18"/>
+                <w:szCs w:val="18"/>
+              </w:rPr>
+              <w:t xml:space="preserve">new_business</w:t>
+            </w:r>
+          </w:p>
+        </w:tc>
+        <w:tc>
+          <w:tcPr>
+            <w:tcW w:type="dxa" w:w="2600"/>
+          </w:tcPr>
+          <w:p>
+            <w:r>
+              <w:rPr>
+                <w:b w:val="false"/>
+                <w:bCs w:val="false"/>
+                <w:sz w:val="18"/>
+                <w:szCs w:val="18"/>
+              </w:rPr>
+              <w:t xml:space="preserve">Acquired 60% stake in Tulip Compression (TCPL) - clean-energy/gas-compression (CNG/LNG/hydrogen)</w:t>
+            </w:r>
+          </w:p>
+        </w:tc>
+        <w:tc>
+          <w:tcPr>
+            <w:tcW w:type="dxa" w:w="2400"/>
+          </w:tcPr>
+          <w:p>
+            <w:r>
+              <w:rPr>
+                <w:b w:val="false"/>
+                <w:bCs w:val="false"/>
+                <w:sz w:val="18"/>
+                <w:szCs w:val="18"/>
+              </w:rPr>
+              <w:t xml:space="preserve">TCPL Q1 FY27 standalone revenue Rs 39cr, EBITDA Rs 3.96cr (~10% margin) - already profitable and margin-accretive to TIL</w:t>
+            </w:r>
+          </w:p>
+        </w:tc>
+        <w:tc>
+          <w:tcPr>
+            <w:tcW w:type="dxa" w:w="900"/>
+          </w:tcPr>
+          <w:p>
+            <w:r>
+              <w:rPr>
+                <w:b w:val="false"/>
+                <w:bCs w:val="false"/>
+                <w:sz w:val="18"/>
+                <w:szCs w:val="18"/>
+              </w:rPr>
+              <w:t xml:space="preserve">12M</w:t>
+            </w:r>
+          </w:p>
+        </w:tc>
+        <w:tc>
+          <w:tcPr>
+            <w:tcW w:type="dxa" w:w="1200"/>
+          </w:tcPr>
+          <w:p>
+            <w:r>
+              <w:rPr>
+                <w:b w:val="false"/>
+                <w:bCs w:val="false"/>
+                <w:sz w:val="18"/>
+                <w:szCs w:val="18"/>
+              </w:rPr>
+              <w:t xml:space="preserve">financial</w:t>
+            </w:r>
+          </w:p>
+        </w:tc>
+        <w:tc>
+          <w:tcPr>
+            <w:tcW w:type="dxa" w:w="800"/>
+          </w:tcPr>
+          <w:p>
+            <w:r>
+              <w:rPr>
+                <w:b w:val="false"/>
+                <w:bCs w:val="false"/>
+                <w:sz w:val="18"/>
+                <w:szCs w:val="18"/>
+              </w:rPr>
+              <w:t xml:space="preserve">yes</w:t>
+            </w:r>
+          </w:p>
+        </w:tc>
+      </w:tr>
+      <w:tr>
+        <w:tc>
+          <w:tcPr>
+            <w:tcW w:type="dxa" w:w="1100"/>
+          </w:tcPr>
+          <w:p>
+            <w:r>
+              <w:rPr>
+                <w:b w:val="false"/>
+                <w:bCs w:val="false"/>
+                <w:sz w:val="18"/>
+                <w:szCs w:val="18"/>
+              </w:rPr>
+              <w:t xml:space="preserve">orders</w:t>
+            </w:r>
+          </w:p>
+        </w:tc>
+        <w:tc>
+          <w:tcPr>
+            <w:tcW w:type="dxa" w:w="2600"/>
+          </w:tcPr>
+          <w:p>
+            <w:r>
+              <w:rPr>
+                <w:b w:val="false"/>
+                <w:bCs w:val="false"/>
+                <w:sz w:val="18"/>
+                <w:szCs w:val="18"/>
+              </w:rPr>
+              <w:t xml:space="preserve">Defense indigenization + CONCOR contract wins</w:t>
+            </w:r>
+          </w:p>
+        </w:tc>
+        <w:tc>
+          <w:tcPr>
+            <w:tcW w:type="dxa" w:w="2400"/>
+          </w:tcPr>
+          <w:p>
+            <w:r>
+              <w:rPr>
+                <w:b w:val="false"/>
+                <w:bCs w:val="false"/>
+                <w:sz w:val="18"/>
+                <w:szCs w:val="18"/>
+              </w:rPr>
+              <w:t xml:space="preserve">~Rs 110cr defence orders FY26, Rs 66.75cr CONCOR ReachStacker, Rs 30cr+ CONCOR O&amp;M; FY27 order pipeline Rs 274cr</w:t>
+            </w:r>
+          </w:p>
+        </w:tc>
+        <w:tc>
+          <w:tcPr>
+            <w:tcW w:type="dxa" w:w="900"/>
+          </w:tcPr>
+          <w:p>
+            <w:r>
+              <w:rPr>
+                <w:b w:val="false"/>
+                <w:bCs w:val="false"/>
+                <w:sz w:val="18"/>
+                <w:szCs w:val="18"/>
+              </w:rPr>
+              <w:t xml:space="preserve">FY27</w:t>
+            </w:r>
+          </w:p>
+        </w:tc>
+        <w:tc>
+          <w:tcPr>
+            <w:tcW w:type="dxa" w:w="1200"/>
+          </w:tcPr>
+          <w:p>
+            <w:r>
+              <w:rPr>
+                <w:b w:val="false"/>
+                <w:bCs w:val="false"/>
+                <w:sz w:val="18"/>
+                <w:szCs w:val="18"/>
+              </w:rPr>
+              <w:t xml:space="preserve">commercial</w:t>
+            </w:r>
+          </w:p>
+        </w:tc>
+        <w:tc>
+          <w:tcPr>
+            <w:tcW w:type="dxa" w:w="800"/>
+          </w:tcPr>
+          <w:p>
+            <w:r>
+              <w:rPr>
+                <w:b w:val="false"/>
+                <w:bCs w:val="false"/>
+                <w:sz w:val="18"/>
+                <w:szCs w:val="18"/>
+              </w:rPr>
+              <w:t xml:space="preserve">yes</w:t>
+            </w:r>
+          </w:p>
+        </w:tc>
+      </w:tr>
+      <w:tr>
+        <w:tc>
+          <w:tcPr>
+            <w:tcW w:type="dxa" w:w="1100"/>
+          </w:tcPr>
+          <w:p>
+            <w:r>
+              <w:rPr>
+                <w:b w:val="false"/>
+                <w:bCs w:val="false"/>
+                <w:sz w:val="18"/>
+                <w:szCs w:val="18"/>
+              </w:rPr>
+              <w:t xml:space="preserve">new_business</w:t>
+            </w:r>
+          </w:p>
+        </w:tc>
+        <w:tc>
+          <w:tcPr>
+            <w:tcW w:type="dxa" w:w="2600"/>
+          </w:tcPr>
+          <w:p>
+            <w:r>
+              <w:rPr>
+                <w:b w:val="false"/>
+                <w:bCs w:val="false"/>
+                <w:sz w:val="18"/>
+                <w:szCs w:val="18"/>
+              </w:rPr>
+              <w:t xml:space="preserve">CarryKing 515/520 crane launch</w:t>
+            </w:r>
+          </w:p>
+        </w:tc>
+        <w:tc>
+          <w:tcPr>
+            <w:tcW w:type="dxa" w:w="2400"/>
+          </w:tcPr>
+          <w:p>
+            <w:r>
+              <w:rPr>
+                <w:b w:val="false"/>
+                <w:bCs w:val="false"/>
+                <w:sz w:val="18"/>
+                <w:szCs w:val="18"/>
+              </w:rPr>
+              <w:t xml:space="preserve">Optimum case launch Q3/Q4 FY27; worst case Q1 FY28, per management</w:t>
+            </w:r>
+          </w:p>
+        </w:tc>
+        <w:tc>
+          <w:tcPr>
+            <w:tcW w:type="dxa" w:w="900"/>
+          </w:tcPr>
+          <w:p>
+            <w:r>
+              <w:rPr>
+                <w:b w:val="false"/>
+                <w:bCs w:val="false"/>
+                <w:sz w:val="18"/>
+                <w:szCs w:val="18"/>
+              </w:rPr>
+              <w:t xml:space="preserve">FY28</w:t>
+            </w:r>
+          </w:p>
+        </w:tc>
+        <w:tc>
+          <w:tcPr>
+            <w:tcW w:type="dxa" w:w="1200"/>
+          </w:tcPr>
+          <w:p>
+            <w:r>
+              <w:rPr>
+                <w:b w:val="false"/>
+                <w:bCs w:val="false"/>
+                <w:sz w:val="18"/>
+                <w:szCs w:val="18"/>
+              </w:rPr>
+              <w:t xml:space="preserve">action</w:t>
+            </w:r>
+          </w:p>
+        </w:tc>
+        <w:tc>
+          <w:tcPr>
+            <w:tcW w:type="dxa" w:w="800"/>
+          </w:tcPr>
+          <w:p>
+            <w:r>
+              <w:rPr>
+                <w:b w:val="false"/>
+                <w:bCs w:val="false"/>
+                <w:sz w:val="18"/>
+                <w:szCs w:val="18"/>
+              </w:rPr>
+              <w:t xml:space="preserve">yes</w:t>
+            </w:r>
+          </w:p>
+        </w:tc>
+      </w:tr>
+      <w:tr>
+        <w:tc>
+          <w:tcPr>
+            <w:tcW w:type="dxa" w:w="1100"/>
+          </w:tcPr>
+          <w:p>
+            <w:r>
+              <w:rPr>
+                <w:b w:val="false"/>
+                <w:bCs w:val="false"/>
+                <w:sz w:val="18"/>
+                <w:szCs w:val="18"/>
+              </w:rPr>
+              <w:t xml:space="preserve">margin</w:t>
+            </w:r>
+          </w:p>
+        </w:tc>
+        <w:tc>
+          <w:tcPr>
+            <w:tcW w:type="dxa" w:w="2600"/>
+          </w:tcPr>
+          <w:p>
+            <w:r>
+              <w:rPr>
+                <w:b w:val="false"/>
+                <w:bCs w:val="false"/>
+                <w:sz w:val="18"/>
+                <w:szCs w:val="18"/>
+              </w:rPr>
+              <w:t xml:space="preserve">Margin harmonisation across TIL + TCPL</w:t>
+            </w:r>
+          </w:p>
+        </w:tc>
+        <w:tc>
+          <w:tcPr>
+            <w:tcW w:type="dxa" w:w="2400"/>
+          </w:tcPr>
+          <w:p>
+            <w:r>
+              <w:rPr>
+                <w:b w:val="false"/>
+                <w:bCs w:val="false"/>
+                <w:sz w:val="18"/>
+                <w:szCs w:val="18"/>
+              </w:rPr>
+              <w:t xml:space="preserve">Management previously flagged 6-8 quarters due to product lumpiness; post-TCPL commentary adds a 'step change in cost structure including material costs and finance cost' without a fresh explicit timeline</w:t>
+            </w:r>
+          </w:p>
+        </w:tc>
+        <w:tc>
+          <w:tcPr>
+            <w:tcW w:type="dxa" w:w="900"/>
+          </w:tcPr>
+          <w:p>
+            <w:r>
+              <w:rPr>
+                <w:b w:val="false"/>
+                <w:bCs w:val="false"/>
+                <w:sz w:val="18"/>
+                <w:szCs w:val="18"/>
+              </w:rPr>
+              <w:t xml:space="preserve">beyond</w:t>
+            </w:r>
+          </w:p>
+        </w:tc>
+        <w:tc>
+          <w:tcPr>
+            <w:tcW w:type="dxa" w:w="1200"/>
+          </w:tcPr>
+          <w:p>
+            <w:r>
+              <w:rPr>
+                <w:b w:val="false"/>
+                <w:bCs w:val="false"/>
+                <w:sz w:val="18"/>
+                <w:szCs w:val="18"/>
+              </w:rPr>
+              <w:t xml:space="preserve">expectation</w:t>
+            </w:r>
+          </w:p>
+        </w:tc>
+        <w:tc>
+          <w:tcPr>
+            <w:tcW w:type="dxa" w:w="800"/>
+          </w:tcPr>
+          <w:p>
+            <w:r>
+              <w:rPr>
+                <w:b w:val="false"/>
+                <w:bCs w:val="false"/>
+                <w:sz w:val="18"/>
+                <w:szCs w:val="18"/>
+              </w:rPr>
+              <w:t xml:space="preserve">yes</w:t>
+            </w:r>
+          </w:p>
+        </w:tc>
+      </w:tr>
+      <w:tr>
+        <w:tc>
+          <w:tcPr>
+            <w:tcW w:type="dxa" w:w="1100"/>
+          </w:tcPr>
+          <w:p>
+            <w:r>
+              <w:rPr>
+                <w:b w:val="false"/>
+                <w:bCs w:val="false"/>
+                <w:sz w:val="18"/>
+                <w:szCs w:val="18"/>
+              </w:rPr>
+              <w:t xml:space="preserve">balance_sheet</w:t>
+            </w:r>
+          </w:p>
+        </w:tc>
+        <w:tc>
+          <w:tcPr>
+            <w:tcW w:type="dxa" w:w="2600"/>
+          </w:tcPr>
+          <w:p>
+            <w:r>
+              <w:rPr>
+                <w:b w:val="false"/>
+                <w:bCs w:val="false"/>
+                <w:sz w:val="18"/>
+                <w:szCs w:val="18"/>
+              </w:rPr>
+              <w:t xml:space="preserve">Resolved legacy tax disputes via Settlement-of-Disputes (SOD) scheme</w:t>
+            </w:r>
+          </w:p>
+        </w:tc>
+        <w:tc>
+          <w:tcPr>
+            <w:tcW w:type="dxa" w:w="2400"/>
+          </w:tcPr>
+          <w:p>
+            <w:r>
+              <w:rPr>
+                <w:b w:val="false"/>
+                <w:bCs w:val="false"/>
+                <w:sz w:val="18"/>
+                <w:szCs w:val="18"/>
+              </w:rPr>
+              <w:t xml:space="preserve">Extinguished Rs 23.12cr entry-tax contingent liability + reduced VAT/CST liability by Rs 21.68cr</w:t>
+            </w:r>
+          </w:p>
+        </w:tc>
+        <w:tc>
+          <w:tcPr>
+            <w:tcW w:type="dxa" w:w="900"/>
+          </w:tcPr>
+          <w:p>
+            <w:r>
+              <w:rPr>
+                <w:b w:val="false"/>
+                <w:bCs w:val="false"/>
+                <w:sz w:val="18"/>
+                <w:szCs w:val="18"/>
+              </w:rPr>
+              <w:t xml:space="preserve">3M</w:t>
+            </w:r>
+          </w:p>
+        </w:tc>
+        <w:tc>
+          <w:tcPr>
+            <w:tcW w:type="dxa" w:w="1200"/>
+          </w:tcPr>
+          <w:p>
+            <w:r>
+              <w:rPr>
+                <w:b w:val="false"/>
+                <w:bCs w:val="false"/>
+                <w:sz w:val="18"/>
+                <w:szCs w:val="18"/>
+              </w:rPr>
+              <w:t xml:space="preserve">financial</w:t>
+            </w:r>
+          </w:p>
+        </w:tc>
+        <w:tc>
+          <w:tcPr>
+            <w:tcW w:type="dxa" w:w="800"/>
+          </w:tcPr>
+          <w:p>
+            <w:r>
+              <w:rPr>
+                <w:b w:val="false"/>
+                <w:bCs w:val="false"/>
+                <w:sz w:val="18"/>
+                <w:szCs w:val="18"/>
+              </w:rPr>
+              <w:t xml:space="preserve"/>
+            </w:r>
+          </w:p>
+        </w:tc>
+      </w:tr>
+    </w:tbl>
+    <w:p>
+      <w:pPr>
+        <w:spacing w:after="60" w:before="120"/>
+      </w:pPr>
+      <w:r>
+        <w:rPr>
+          <w:b/>
+          <w:bCs/>
+          <w:sz w:val="20"/>
+          <w:szCs w:val="20"/>
+        </w:rPr>
+        <w:t xml:space="preserve">Earnings chain: </w:t>
+      </w:r>
+      <w:r>
+        <w:rPr>
+          <w:b w:val="false"/>
+          <w:bCs w:val="false"/>
+          <w:sz w:val="20"/>
+          <w:szCs w:val="20"/>
+        </w:rPr>
+        <w:t xml:space="preserve">order book conversion (defense/CONCOR/core cranes)</w:t>
+      </w:r>
+      <w:r>
+        <w:rPr>
+          <w:color w:val="666666"/>
+          <w:sz w:val="20"/>
+          <w:szCs w:val="20"/>
+        </w:rPr>
+        <w:t xml:space="preserve"> → </w:t>
+      </w:r>
+      <w:r>
+        <w:rPr>
+          <w:b w:val="false"/>
+          <w:bCs w:val="false"/>
+          <w:sz w:val="20"/>
+          <w:szCs w:val="20"/>
+        </w:rPr>
+        <w:t xml:space="preserve">Kharagpur utilisation ramp (30-35% -&gt; higher)</w:t>
+      </w:r>
+      <w:r>
+        <w:rPr>
+          <w:color w:val="666666"/>
+          <w:sz w:val="20"/>
+          <w:szCs w:val="20"/>
+        </w:rPr>
+        <w:t xml:space="preserve"> → </w:t>
+      </w:r>
+      <w:r>
+        <w:rPr>
+          <w:b w:val="false"/>
+          <w:bCs w:val="false"/>
+          <w:sz w:val="20"/>
+          <w:szCs w:val="20"/>
+        </w:rPr>
+        <w:t xml:space="preserve">TCPL integration + clean-energy cross-sell</w:t>
+      </w:r>
+      <w:r>
+        <w:rPr>
+          <w:color w:val="666666"/>
+          <w:sz w:val="20"/>
+          <w:szCs w:val="20"/>
+        </w:rPr>
+        <w:t xml:space="preserve"> → </w:t>
+      </w:r>
+      <w:r>
+        <w:rPr>
+          <w:b w:val="false"/>
+          <w:bCs w:val="false"/>
+          <w:sz w:val="20"/>
+          <w:szCs w:val="20"/>
+        </w:rPr>
+        <w:t xml:space="preserve">revenue growth</w:t>
+      </w:r>
+      <w:r>
+        <w:rPr>
+          <w:color w:val="666666"/>
+          <w:sz w:val="20"/>
+          <w:szCs w:val="20"/>
+        </w:rPr>
+        <w:t xml:space="preserve"> → </w:t>
+      </w:r>
+      <w:r>
+        <w:rPr>
+          <w:b w:val="false"/>
+          <w:bCs w:val="false"/>
+          <w:sz w:val="20"/>
+          <w:szCs w:val="20"/>
+        </w:rPr>
+        <w:t xml:space="preserve">cost structure / finance-cost reduction</w:t>
+      </w:r>
+      <w:r>
+        <w:rPr>
+          <w:color w:val="666666"/>
+          <w:sz w:val="20"/>
+          <w:szCs w:val="20"/>
+        </w:rPr>
+        <w:t xml:space="preserve"> → </w:t>
+      </w:r>
+      <w:r>
+        <w:rPr>
+          <w:b w:val="false"/>
+          <w:bCs w:val="false"/>
+          <w:sz w:val="20"/>
+          <w:szCs w:val="20"/>
+        </w:rPr>
+        <w:t xml:space="preserve">EBITDA margin recovery</w:t>
+      </w:r>
+      <w:r>
+        <w:rPr>
+          <w:color w:val="666666"/>
+          <w:sz w:val="20"/>
+          <w:szCs w:val="20"/>
+        </w:rPr>
+        <w:t xml:space="preserve"> → </w:t>
+      </w:r>
+      <w:r>
+        <w:rPr>
+          <w:b w:val="false"/>
+          <w:bCs w:val="false"/>
+          <w:sz w:val="20"/>
+          <w:szCs w:val="20"/>
+        </w:rPr>
+        <w:t xml:space="preserve">consolidated PAT turning durably positive</w:t>
+      </w:r>
+    </w:p>
+    <w:p>
+      <w:pPr>
+        <w:spacing w:after="120"/>
+      </w:pPr>
+      <w:r>
+        <w:rPr>
+          <w:color w:val="666666"/>
+          <w:sz w:val="18"/>
+          <w:szCs w:val="18"/>
+        </w:rPr>
+        <w:t xml:space="preserve">Bottleneck link: finance-cost burden relative to EBIT - FY26 EBIT-level profitability held roughly flat (~3% ROCE) but consolidated PAT swung to a -Rs 30.86cr loss on interest, forex, and one-off settlement costs.</w:t>
+      </w:r>
+    </w:p>
+    <w:p>
+      <w:pPr>
+        <w:spacing w:after="120"/>
+      </w:pPr>
+      <w:r>
+        <w:rPr>
+          <w:color w:val="666666"/>
+          <w:sz w:val="18"/>
+          <w:szCs w:val="18"/>
+        </w:rPr>
+        <w:t xml:space="preserve">Operating leverage: yes — management's own Kharagpur math (triple revenue on minimal capex) is real, but finance costs currently overwhelm EBIT-level gains, and FY26 shows this dynamic getting worse, not better</w:t>
+      </w:r>
+    </w:p>
+    <w:p>
+      <w:pPr>
+        <w:spacing w:after="120"/>
+      </w:pPr>
+      <w:r>
+        <w:rPr>
+          <w:color w:val="666666"/>
+          <w:sz w:val="18"/>
+          <w:szCs w:val="18"/>
+        </w:rPr>
+        <w:t xml:space="preserve">Evidenced: order book conversion (Rs 110cr defense + CONCOR wins already booked); TCPL integration (Q1 FY27 part-quarter already profitable and accretive). Still assumed: Kharagpur utilisation ramp; cost-structure / finance-cost step-change; EBITDA margin recovery; durable consolidated PAT turnaround.</w:t>
+      </w:r>
+    </w:p>
+    <w:p>
+      <w:pPr>
+        <w:spacing w:after="120"/>
+      </w:pPr>
+      <w:r>
+        <w:rPr>
+          <w:b/>
+          <w:bCs/>
+          <w:sz w:val="20"/>
+          <w:szCs w:val="20"/>
+        </w:rPr>
+        <w:t xml:space="preserve">Market expectation vs. our path:</w:t>
+      </w:r>
+    </w:p>
+    <w:tbl>
+      <w:tblPr>
+        <w:tblW w:type="dxa" w:w="9000"/>
+        <w:tblBorders>
+          <w:top w:val="single" w:color="auto" w:sz="4"/>
+          <w:left w:val="single" w:color="auto" w:sz="4"/>
+          <w:bottom w:val="single" w:color="auto" w:sz="4"/>
+          <w:right w:val="single" w:color="auto" w:sz="4"/>
+          <w:insideH w:val="single" w:color="auto" w:sz="4"/>
+          <w:insideV w:val="single" w:color="auto" w:sz="4"/>
+        </w:tblBorders>
+      </w:tblPr>
+      <w:tblGrid>
+        <w:gridCol w:w="3200"/>
+        <w:gridCol w:w="5800"/>
+      </w:tblGrid>
+      <w:tr>
+        <w:tc>
+          <w:tcPr>
+            <w:tcW w:type="dxa" w:w="3200"/>
+            <w:shd w:fill="F2F2F2" w:val="clear"/>
+          </w:tcPr>
+          <w:p>
+            <w:r>
+              <w:rPr>
+                <w:b/>
+                <w:bCs/>
+              </w:rPr>
+              <w:t xml:space="preserve">As of</w:t>
+            </w:r>
+          </w:p>
+        </w:tc>
+        <w:tc>
+          <w:tcPr>
+            <w:tcW w:type="dxa" w:w="5800"/>
+          </w:tcPr>
+          <w:p>
+            <w:r>
+              <w:t xml:space="preserve">2026-09-19</w:t>
+            </w:r>
+          </w:p>
+        </w:tc>
+      </w:tr>
+      <w:tr>
+        <w:tc>
+          <w:tcPr>
+            <w:tcW w:type="dxa" w:w="3200"/>
+            <w:shd w:fill="F2F2F2" w:val="clear"/>
+          </w:tcPr>
+          <w:p>
+            <w:r>
+              <w:rPr>
+                <w:b/>
+                <w:bCs/>
+              </w:rPr>
+              <w:t xml:space="preserve">Price / multiple</w:t>
+            </w:r>
+          </w:p>
+        </w:tc>
+        <w:tc>
+          <w:tcPr>
+            <w:tcW w:type="dxa" w:w="5800"/>
+          </w:tcPr>
+          <w:p>
+            <w:r>
+              <w:t xml:space="preserve">Rs 258</w:t>
+            </w:r>
+          </w:p>
+        </w:tc>
+      </w:tr>
+      <w:tr>
+        <w:tc>
+          <w:tcPr>
+            <w:tcW w:type="dxa" w:w="3200"/>
+            <w:shd w:fill="F2F2F2" w:val="clear"/>
+          </w:tcPr>
+          <w:p>
+            <w:r>
+              <w:rPr>
+                <w:b/>
+                <w:bCs/>
+              </w:rPr>
+              <w:t xml:space="preserve">Right valuation lens</w:t>
+            </w:r>
+          </w:p>
+        </w:tc>
+        <w:tc>
+          <w:tcPr>
+            <w:tcW w:type="dxa" w:w="5800"/>
+          </w:tcPr>
+          <w:p>
+            <w:r>
+              <w:t xml:space="preserve">other</w:t>
+            </w:r>
+          </w:p>
+        </w:tc>
+      </w:tr>
+      <w:tr>
+        <w:tc>
+          <w:tcPr>
+            <w:tcW w:type="dxa" w:w="3200"/>
+            <w:shd w:fill="F2F2F2" w:val="clear"/>
+          </w:tcPr>
+          <w:p>
+            <w:r>
+              <w:rPr>
+                <w:b/>
+                <w:bCs/>
+              </w:rPr>
+              <w:t xml:space="preserve">Price implies</w:t>
+            </w:r>
+          </w:p>
+        </w:tc>
+        <w:tc>
+          <w:tcPr>
+            <w:tcW w:type="dxa" w:w="5800"/>
+          </w:tcPr>
+          <w:p>
+            <w:r>
+              <w:t xml:space="preserve">Not P/E-assessable (consolidated PAT still negative in FY26). At ~Rs 2,123 Cr market cap vs Rs 337 Cr FY26 revenue (~6.3x sales), the market is pricing meaningful optionality on a three-part turnaround (core crane recovery + defense/CONCOR order execution + TCPL integration) succeeding, having already re-rated further even as FY26's own results showed a wider consolidated loss</w:t>
+            </w:r>
+          </w:p>
+        </w:tc>
+      </w:tr>
+      <w:tr>
+        <w:tc>
+          <w:tcPr>
+            <w:tcW w:type="dxa" w:w="3200"/>
+            <w:shd w:fill="F2F2F2" w:val="clear"/>
+          </w:tcPr>
+          <w:p>
+            <w:r>
+              <w:rPr>
+                <w:b/>
+                <w:bCs/>
+              </w:rPr>
+              <w:t xml:space="preserve">Our FY27</w:t>
+            </w:r>
+          </w:p>
+        </w:tc>
+        <w:tc>
+          <w:tcPr>
+            <w:tcW w:type="dxa" w:w="5800"/>
+          </w:tcPr>
+          <w:p>
+            <w:r>
+              <w:t xml:space="preserve">Standalone revenue could triple toward Rs 700-750 Cr per management's own capacity math if Kharagpur utilisation ramps, and TCPL should add a full year of higher-margin (~10%) revenue, but consolidated profitability recovery is unconfirmed - FY26 itself deteriorated, and management continues to flag a multi-quarter path to margin harmonisation, now further complicated by TCPL integration</w:t>
+            </w:r>
+          </w:p>
+        </w:tc>
+      </w:tr>
+      <w:tr>
+        <w:tc>
+          <w:tcPr>
+            <w:tcW w:type="dxa" w:w="3200"/>
+            <w:shd w:fill="F2F2F2" w:val="clear"/>
+          </w:tcPr>
+          <w:p>
+            <w:r>
+              <w:rPr>
+                <w:b/>
+                <w:bCs/>
+              </w:rPr>
+              <w:t xml:space="preserve">Our FY28</w:t>
+            </w:r>
+          </w:p>
+        </w:tc>
+        <w:tc>
+          <w:tcPr>
+            <w:tcW w:type="dxa" w:w="5800"/>
+          </w:tcPr>
+          <w:p>
+            <w:r>
+              <w:t xml:space="preserve">Contingent entirely on CarryKing commercialisation (already slipped once, now optimum-case Q3/Q4 FY27, worst-case Q1 FY28) and on TCPL/defense order execution actually scaling profitably</w:t>
+            </w:r>
+          </w:p>
+        </w:tc>
+      </w:tr>
+      <w:tr>
+        <w:tc>
+          <w:tcPr>
+            <w:tcW w:type="dxa" w:w="3200"/>
+            <w:shd w:fill="F2F2F2" w:val="clear"/>
+          </w:tcPr>
+          <w:p>
+            <w:r>
+              <w:rPr>
+                <w:b/>
+                <w:bCs/>
+              </w:rPr>
+              <w:t xml:space="preserve">Gap direction</w:t>
+            </w:r>
+          </w:p>
+        </w:tc>
+        <w:tc>
+          <w:tcPr>
+            <w:tcW w:type="dxa" w:w="5800"/>
+          </w:tcPr>
+          <w:p>
+            <w:r>
+              <w:t xml:space="preserve">over-optimistic</w:t>
+            </w:r>
+          </w:p>
+        </w:tc>
+      </w:tr>
+      <w:tr>
+        <w:tc>
+          <w:tcPr>
+            <w:tcW w:type="dxa" w:w="3200"/>
+            <w:shd w:fill="F2F2F2" w:val="clear"/>
+          </w:tcPr>
+          <w:p>
+            <w:r>
+              <w:rPr>
+                <w:b/>
+                <w:bCs/>
+              </w:rPr>
+              <w:t xml:space="preserve">Gap type</w:t>
+            </w:r>
+          </w:p>
+        </w:tc>
+        <w:tc>
+          <w:tcPr>
+            <w:tcW w:type="dxa" w:w="5800"/>
+          </w:tcPr>
+          <w:p>
+            <w:r>
+              <w:t xml:space="preserve">margin</w:t>
+            </w:r>
+          </w:p>
+        </w:tc>
+      </w:tr>
+      <w:tr>
+        <w:tc>
+          <w:tcPr>
+            <w:tcW w:type="dxa" w:w="3200"/>
+            <w:shd w:fill="F2F2F2" w:val="clear"/>
+          </w:tcPr>
+          <w:p>
+            <w:r>
+              <w:rPr>
+                <w:b/>
+                <w:bCs/>
+              </w:rPr>
+              <w:t xml:space="preserve">Gap magnitude</w:t>
+            </w:r>
+          </w:p>
+        </w:tc>
+        <w:tc>
+          <w:tcPr>
+            <w:tcW w:type="dxa" w:w="5800"/>
+          </w:tcPr>
+          <w:p>
+            <w:r>
+              <w:t xml:space="preserve">not estimable</w:t>
+            </w:r>
+          </w:p>
+        </w:tc>
+      </w:tr>
+      <w:tr>
+        <w:tc>
+          <w:tcPr>
+            <w:tcW w:type="dxa" w:w="3200"/>
+            <w:shd w:fill="F2F2F2" w:val="clear"/>
+          </w:tcPr>
+          <w:p>
+            <w:r>
+              <w:rPr>
+                <w:b/>
+                <w:bCs/>
+              </w:rPr>
+              <w:t xml:space="preserve">Gap basis</w:t>
+            </w:r>
+          </w:p>
+        </w:tc>
+        <w:tc>
+          <w:tcPr>
+            <w:tcW w:type="dxa" w:w="5800"/>
+          </w:tcPr>
+          <w:p>
+            <w:r>
+              <w:t xml:space="preserve">~6.3x FY26 sales for a company whose consolidated loss WIDENED in the very year the turnaround was meant to prove itself, with zero years of Coffee-Can consistency in the last decade and a management-acknowledged multi-quarter path to margin harmonisation now spanning three concurrent priorities (core crane, defense orders, TCPL), is pricing a successful turnaround that has not yet been demonstrated and, on this pass's fresh FY26 numbers, moved further from being demonstrated rather than closer</w:t>
+            </w:r>
+          </w:p>
+        </w:tc>
+      </w:tr>
+      <w:tr>
+        <w:tc>
+          <w:tcPr>
+            <w:tcW w:type="dxa" w:w="3200"/>
+            <w:shd w:fill="F2F2F2" w:val="clear"/>
+          </w:tcPr>
+          <w:p>
+            <w:r>
+              <w:rPr>
+                <w:b/>
+                <w:bCs/>
+              </w:rPr>
+              <w:t xml:space="preserve">Evidence quality</w:t>
+            </w:r>
+          </w:p>
+        </w:tc>
+        <w:tc>
+          <w:tcPr>
+            <w:tcW w:type="dxa" w:w="5800"/>
+          </w:tcPr>
+          <w:p>
+            <w:r>
+              <w:t xml:space="preserve">moderate</w:t>
+            </w:r>
+          </w:p>
+        </w:tc>
+      </w:tr>
+    </w:tbl>
+    <w:p>
+      <w:pPr>
+        <w:spacing w:after="120"/>
+      </w:pPr>
+      <w:r>
+        <w:rPr>
+          <w:i/>
+          <w:iCs/>
+          <w:color w:val="666666"/>
+          <w:sz w:val="16"/>
+          <w:szCs w:val="16"/>
+        </w:rPr>
+        <w:t xml:space="preserve">no broker consensus; implied path is a reverse-P/E estimate + screener.in forward figures + VP thread view</w:t>
+      </w:r>
+    </w:p>
+    <w:p>
+      <w:pPr>
+        <w:spacing w:after="120" w:before="120"/>
+      </w:pPr>
+      <w:r>
+        <w:rPr>
+          <w:b/>
+          <w:bCs/>
+          <w:sz w:val="20"/>
+          <w:szCs w:val="20"/>
+        </w:rPr>
+        <w:t xml:space="preserve">Catalyst: </w:t>
+      </w:r>
+      <w:r>
+        <w:rPr>
+          <w:sz w:val="20"/>
+          <w:szCs w:val="20"/>
+        </w:rPr>
+        <w:t xml:space="preserve">Q2/Q3 FY27 results showing a full-quarter TCPL contribution plus defense/CONCOR order execution, and whether consolidated EBITDA margin and PAT turn durably positive rather than repeating FY26's deterioration</w:t>
+      </w:r>
+      <w:r>
+        <w:rPr>
+          <w:color w:val="666666"/>
+          <w:sz w:val="18"/>
+          <w:szCs w:val="18"/>
+        </w:rPr>
+        <w:t xml:space="preserve"> (window ~6M from 2026-09-19; undated; evidence med; pending)</w:t>
       </w:r>
     </w:p>
     <w:p>
@@ -287,7 +2103,7 @@
         <w:spacing w:after="120" w:before="280"/>
       </w:pPr>
       <w:r>
-        <w:t xml:space="preserve">BSE Corporate Actions / Other Red Flags</w:t>
+        <w:t xml:space="preserve">Ishmohit-Lens Checks (value chain · earnings quality · growth trajectory · management · quality metrics · track record · global-signal check)</w:t>
       </w:r>
     </w:p>
     <w:p>
@@ -295,7 +2111,719 @@
         <w:spacing w:after="120"/>
       </w:pPr>
       <w:r>
-        <w:t xml:space="preserve">TIL approved acquisition of a majority stake in Tulip Compression (Feb 2026), part of the new management's broader group-integration strategy (Gainwell Commosales/Gainwell Engineering synergies).</w:t>
+        <w:rPr>
+          <w:i/>
+          <w:iCs/>
+          <w:color w:val="666666"/>
+          <w:sz w:val="18"/>
+          <w:szCs w:val="18"/>
+        </w:rPr>
+        <w:t xml:space="preserve">Extra checks drawn from @ishmohit1 / SOIC methodology (playbook/ishmohit-soic-style.md): where the company sits in its value chain and what the supply side is doing, whether a margin/PAT inflection is structural or a cyclical peak, the rate-of-change of growth vs. what the multiple demands, and management quality as a positive attribute.</w:t>
+      </w:r>
+    </w:p>
+    <w:p>
+      <w:pPr>
+        <w:spacing w:after="120"/>
+      </w:pPr>
+      <w:r>
+        <w:rPr>
+          <w:b/>
+          <w:bCs/>
+          <w:sz w:val="20"/>
+          <w:szCs w:val="20"/>
+        </w:rPr>
+        <w:t xml:space="preserve">Value chain &amp; supply side:</w:t>
+      </w:r>
+    </w:p>
+    <w:tbl>
+      <w:tblPr>
+        <w:tblW w:type="dxa" w:w="9000"/>
+        <w:tblBorders>
+          <w:top w:val="single" w:color="auto" w:sz="4"/>
+          <w:left w:val="single" w:color="auto" w:sz="4"/>
+          <w:bottom w:val="single" w:color="auto" w:sz="4"/>
+          <w:right w:val="single" w:color="auto" w:sz="4"/>
+          <w:insideH w:val="single" w:color="auto" w:sz="4"/>
+          <w:insideV w:val="single" w:color="auto" w:sz="4"/>
+        </w:tblBorders>
+      </w:tblPr>
+      <w:tblGrid>
+        <w:gridCol w:w="3200"/>
+        <w:gridCol w:w="5800"/>
+      </w:tblGrid>
+      <w:tr>
+        <w:tc>
+          <w:tcPr>
+            <w:tcW w:type="dxa" w:w="3200"/>
+            <w:shd w:fill="F2F2F2" w:val="clear"/>
+          </w:tcPr>
+          <w:p>
+            <w:r>
+              <w:rPr>
+                <w:b/>
+                <w:bCs/>
+              </w:rPr>
+              <w:t xml:space="preserve">Theme</w:t>
+            </w:r>
+          </w:p>
+        </w:tc>
+        <w:tc>
+          <w:tcPr>
+            <w:tcW w:type="dxa" w:w="5800"/>
+          </w:tcPr>
+          <w:p>
+            <w:r>
+              <w:t xml:space="preserve">materials-handling/cranes + defense indigenization + clean-energy gas compression (post-TCPL)</w:t>
+            </w:r>
+          </w:p>
+        </w:tc>
+      </w:tr>
+      <w:tr>
+        <w:tc>
+          <w:tcPr>
+            <w:tcW w:type="dxa" w:w="3200"/>
+            <w:shd w:fill="F2F2F2" w:val="clear"/>
+          </w:tcPr>
+          <w:p>
+            <w:r>
+              <w:rPr>
+                <w:b/>
+                <w:bCs/>
+              </w:rPr>
+              <w:t xml:space="preserve">This company's position</w:t>
+            </w:r>
+          </w:p>
+        </w:tc>
+        <w:tc>
+          <w:tcPr>
+            <w:tcW w:type="dxa" w:w="5800"/>
+          </w:tcPr>
+          <w:p>
+            <w:r>
+              <w:t xml:space="preserve">legacy Caterpillar-linked crane/materials-handling OEM (Gainwell group) diversifying into defense-linked equipment and gas-compression packages (CNG/LNG/hydrogen) via the newly-acquired TCPL</w:t>
+            </w:r>
+          </w:p>
+        </w:tc>
+      </w:tr>
+      <w:tr>
+        <w:tc>
+          <w:tcPr>
+            <w:tcW w:type="dxa" w:w="3200"/>
+            <w:shd w:fill="F2F2F2" w:val="clear"/>
+          </w:tcPr>
+          <w:p>
+            <w:r>
+              <w:rPr>
+                <w:b/>
+                <w:bCs/>
+              </w:rPr>
+              <w:t xml:space="preserve">Bottleneck node (pricing power)</w:t>
+            </w:r>
+          </w:p>
+        </w:tc>
+        <w:tc>
+          <w:tcPr>
+            <w:tcW w:type="dxa" w:w="5800"/>
+          </w:tcPr>
+          <w:p>
+            <w:r>
+              <w:t xml:space="preserve">execution bandwidth split across three concurrent priorities - core crane turnaround, defense/CONCOR order delivery, and TCPL integration - with management itself acknowledging it is not yet devoting its intended time to TIL</w:t>
+            </w:r>
+          </w:p>
+        </w:tc>
+      </w:tr>
+      <w:tr>
+        <w:tc>
+          <w:tcPr>
+            <w:tcW w:type="dxa" w:w="3200"/>
+            <w:shd w:fill="F2F2F2" w:val="clear"/>
+          </w:tcPr>
+          <w:p>
+            <w:r>
+              <w:rPr>
+                <w:b/>
+                <w:bCs/>
+              </w:rPr>
+              <w:t xml:space="preserve">Supply-side status</w:t>
+            </w:r>
+          </w:p>
+        </w:tc>
+        <w:tc>
+          <w:tcPr>
+            <w:tcW w:type="dxa" w:w="5800"/>
+          </w:tcPr>
+          <w:p>
+            <w:r>
+              <w:t xml:space="preserve">unclear</w:t>
+            </w:r>
+          </w:p>
+        </w:tc>
+      </w:tr>
+      <w:tr>
+        <w:tc>
+          <w:tcPr>
+            <w:tcW w:type="dxa" w:w="3200"/>
+            <w:shd w:fill="F2F2F2" w:val="clear"/>
+          </w:tcPr>
+          <w:p>
+            <w:r>
+              <w:rPr>
+                <w:b/>
+                <w:bCs/>
+              </w:rPr>
+              <w:t xml:space="preserve">Adjacent-node peers</w:t>
+            </w:r>
+          </w:p>
+        </w:tc>
+        <w:tc>
+          <w:tcPr>
+            <w:tcW w:type="dxa" w:w="5800"/>
+          </w:tcPr>
+          <w:p>
+            <w:r>
+              <w:t xml:space="preserve">Action Construction Equipment (ACE), Escorts Kubota (construction equipment), BEML (defense-linked equipment)</w:t>
+            </w:r>
+          </w:p>
+        </w:tc>
+      </w:tr>
+    </w:tbl>
+    <w:p>
+      <w:pPr>
+        <w:spacing w:after="120"/>
+      </w:pPr>
+      <w:r>
+        <w:rPr>
+          <w:color w:val="666666"/>
+          <w:sz w:val="18"/>
+          <w:szCs w:val="18"/>
+        </w:rPr>
+        <w:t xml:space="preserve">ACE remains the dominant player in TIL's core pick-and-carry crane segment; TIL's edge is the Gainwell/Caterpillar aftermarket relationship and a fresh, still-unproven diversification into defense and clean-energy compression via TCPL. Industry structure for the TCPL/gas-compression segment was not independently researched this pass.</w:t>
+      </w:r>
+    </w:p>
+    <w:p>
+      <w:pPr>
+        <w:spacing w:after="60" w:before="120"/>
+      </w:pPr>
+      <w:r>
+        <w:rPr>
+          <w:b/>
+          <w:bCs/>
+          <w:sz w:val="20"/>
+          <w:szCs w:val="20"/>
+        </w:rPr>
+        <w:t xml:space="preserve">Earnings quality: </w:t>
+      </w:r>
+      <w:r>
+        <w:rPr>
+          <w:sz w:val="20"/>
+          <w:szCs w:val="20"/>
+        </w:rPr>
+        <w:t xml:space="preserve">margin driver mixed</w:t>
+      </w:r>
+      <w:r>
+        <w:rPr>
+          <w:b/>
+          <w:bCs/>
+          <w:color w:val="A32020"/>
+          <w:sz w:val="20"/>
+          <w:szCs w:val="20"/>
+        </w:rPr>
+        <w:t xml:space="preserve"/>
+      </w:r>
+    </w:p>
+    <w:p>
+      <w:pPr>
+        <w:spacing w:after="120"/>
+      </w:pPr>
+      <w:r>
+        <w:rPr>
+          <w:color w:val="666666"/>
+          <w:sz w:val="18"/>
+          <w:szCs w:val="18"/>
+        </w:rPr>
+        <w:t xml:space="preserve">Drivers: TCPL (clean-energy compression) contributed at a ~10% EBITDA margin in its first part-quarter - accretive vs TIL's own ~4.3% standalone margin; FY26's margin compression (11.73% -&gt; 5.47%) was driven by one-off Settlement-of-Disputes tax-litigation costs and forex/finance-cost pressure - not (yet) a durable structural improvement or deterioration signal on its own; Finance-cost burden on legacy high leverage continues to eat into EBIT-to-PAT conversion even where EBIT itself is modestly positive.</w:t>
+      </w:r>
+    </w:p>
+    <w:p>
+      <w:pPr>
+        <w:spacing w:after="120"/>
+      </w:pPr>
+      <w:r>
+        <w:rPr>
+          <w:color w:val="666666"/>
+          <w:sz w:val="18"/>
+          <w:szCs w:val="18"/>
+        </w:rPr>
+        <w:t xml:space="preserve">Current reported margins are depressed, not elevated, relative to a defensible through-cycle level - the opposite of peak-margin risk. The business is mid-turnaround with a newly-consolidated, differently-margined TCPL segment, so a clean through-cycle margin estimate is not yet possible.</w:t>
+      </w:r>
+    </w:p>
+    <w:p>
+      <w:pPr>
+        <w:spacing w:after="60" w:before="120"/>
+      </w:pPr>
+      <w:r>
+        <w:rPr>
+          <w:b/>
+          <w:bCs/>
+          <w:sz w:val="20"/>
+          <w:szCs w:val="20"/>
+        </w:rPr>
+        <w:t xml:space="preserve">Growth trajectory: </w:t>
+      </w:r>
+      <w:r>
+        <w:rPr>
+          <w:b w:val="false"/>
+          <w:bCs w:val="false"/>
+          <w:sz w:val="20"/>
+          <w:szCs w:val="20"/>
+        </w:rPr>
+        <w:t xml:space="preserve">YoY growth rate is lumpy</w:t>
+      </w:r>
+    </w:p>
+    <w:p>
+      <w:pPr>
+        <w:spacing w:after="120"/>
+      </w:pPr>
+      <w:r>
+        <w:rPr>
+          <w:color w:val="666666"/>
+          <w:sz w:val="18"/>
+          <w:szCs w:val="18"/>
+        </w:rPr>
+        <w:t xml:space="preserve">FY26 full-year revenue actually declined slightly YoY (Rs 337cr vs Rs 343cr FY25) despite the turnaround narrative. Q1 FY27 standalone organic growth was +25% YoY (Rs 79cr), but the headline consolidated growth of +66% (Q1 FY27, some sources cite 86%) is substantially inorganic - first-time TCPL consolidation, not like-for-like TIL growth.</w:t>
+      </w:r>
+    </w:p>
+    <w:p>
+      <w:pPr>
+        <w:spacing w:after="120"/>
+      </w:pPr>
+      <w:r>
+        <w:rPr>
+          <w:color w:val="666666"/>
+          <w:sz w:val="18"/>
+          <w:szCs w:val="18"/>
+        </w:rPr>
+        <w:t xml:space="preserve">Reverse P/E: Not P/E-assessable (consolidated PAT still negative in FY26). At ~Rs 2,123 Cr market cap vs ~Rs 337 Cr FY26 revenue (~6.3x sales) or vs an annualised Q1 FY27 consolidated run-rate (~4.5x), the market is pricing meaningful optionality on a three-part turnaround (core crane recovery + defense orders + TCPL integration) that FY26's own numbers show has not yet been demonstrated.</w:t>
+      </w:r>
+    </w:p>
+    <w:p>
+      <w:pPr>
+        <w:spacing w:after="120"/>
+      </w:pPr>
+      <w:r>
+        <w:rPr>
+          <w:b/>
+          <w:bCs/>
+          <w:sz w:val="20"/>
+          <w:szCs w:val="20"/>
+        </w:rPr>
+        <w:t xml:space="preserve">Management quality (TVGP's "P"):</w:t>
+      </w:r>
+    </w:p>
+    <w:tbl>
+      <w:tblPr>
+        <w:tblW w:type="dxa" w:w="9000"/>
+        <w:tblBorders>
+          <w:top w:val="single" w:color="auto" w:sz="4"/>
+          <w:left w:val="single" w:color="auto" w:sz="4"/>
+          <w:bottom w:val="single" w:color="auto" w:sz="4"/>
+          <w:right w:val="single" w:color="auto" w:sz="4"/>
+          <w:insideH w:val="single" w:color="auto" w:sz="4"/>
+          <w:insideV w:val="single" w:color="auto" w:sz="4"/>
+        </w:tblBorders>
+      </w:tblPr>
+      <w:tblGrid>
+        <w:gridCol w:w="3200"/>
+        <w:gridCol w:w="5800"/>
+      </w:tblGrid>
+      <w:tr>
+        <w:tc>
+          <w:tcPr>
+            <w:tcW w:type="dxa" w:w="3200"/>
+            <w:shd w:fill="F2F2F2" w:val="clear"/>
+          </w:tcPr>
+          <w:p>
+            <w:r>
+              <w:rPr>
+                <w:b/>
+                <w:bCs/>
+              </w:rPr>
+              <w:t xml:space="preserve">Assessment</w:t>
+            </w:r>
+          </w:p>
+        </w:tc>
+        <w:tc>
+          <w:tcPr>
+            <w:tcW w:type="dxa" w:w="5800"/>
+          </w:tcPr>
+          <w:p>
+            <w:r>
+              <w:t xml:space="preserve">concern</w:t>
+            </w:r>
+          </w:p>
+        </w:tc>
+      </w:tr>
+      <w:tr>
+        <w:tc>
+          <w:tcPr>
+            <w:tcW w:type="dxa" w:w="3200"/>
+            <w:shd w:fill="F2F2F2" w:val="clear"/>
+          </w:tcPr>
+          <w:p>
+            <w:r>
+              <w:rPr>
+                <w:b/>
+                <w:bCs/>
+              </w:rPr>
+              <w:t xml:space="preserve">Capital allocation</w:t>
+            </w:r>
+          </w:p>
+        </w:tc>
+        <w:tc>
+          <w:tcPr>
+            <w:tcW w:type="dxa" w:w="5800"/>
+          </w:tcPr>
+          <w:p>
+            <w:r>
+              <w:t xml:space="preserve">New Gainwell-linked promoter group funded the initial working-capital fix and capex, then made a fresh, sizeable move - a 60% stake in Tulip Compression - bought from a promoter-affiliate (Gainwell Commosales); too early to score incremental ROCE on either the crane-business capex or the TCPL acquisition (unclear)</w:t>
+            </w:r>
+          </w:p>
+        </w:tc>
+      </w:tr>
+      <w:tr>
+        <w:tc>
+          <w:tcPr>
+            <w:tcW w:type="dxa" w:w="3200"/>
+            <w:shd w:fill="F2F2F2" w:val="clear"/>
+          </w:tcPr>
+          <w:p>
+            <w:r>
+              <w:rPr>
+                <w:b/>
+                <w:bCs/>
+              </w:rPr>
+              <w:t xml:space="preserve">Related-party trend</w:t>
+            </w:r>
+          </w:p>
+        </w:tc>
+        <w:tc>
+          <w:tcPr>
+            <w:tcW w:type="dxa" w:w="5800"/>
+          </w:tcPr>
+          <w:p>
+            <w:r>
+              <w:t xml:space="preserve">rising</w:t>
+            </w:r>
+          </w:p>
+        </w:tc>
+      </w:tr>
+      <w:tr>
+        <w:tc>
+          <w:tcPr>
+            <w:tcW w:type="dxa" w:w="3200"/>
+            <w:shd w:fill="F2F2F2" w:val="clear"/>
+          </w:tcPr>
+          <w:p>
+            <w:r>
+              <w:rPr>
+                <w:b/>
+                <w:bCs/>
+              </w:rPr>
+              <w:t xml:space="preserve">Guidance credibility</w:t>
+            </w:r>
+          </w:p>
+        </w:tc>
+        <w:tc>
+          <w:tcPr>
+            <w:tcW w:type="dxa" w:w="5800"/>
+          </w:tcPr>
+          <w:p>
+            <w:r>
+              <w:t xml:space="preserve">mixed</w:t>
+            </w:r>
+          </w:p>
+        </w:tc>
+      </w:tr>
+      <w:tr>
+        <w:tc>
+          <w:tcPr>
+            <w:tcW w:type="dxa" w:w="3200"/>
+            <w:shd w:fill="F2F2F2" w:val="clear"/>
+          </w:tcPr>
+          <w:p>
+            <w:r>
+              <w:rPr>
+                <w:b/>
+                <w:bCs/>
+              </w:rPr>
+              <w:t xml:space="preserve">Shareholder returns</w:t>
+            </w:r>
+          </w:p>
+        </w:tc>
+        <w:tc>
+          <w:tcPr>
+            <w:tcW w:type="dxa" w:w="5800"/>
+          </w:tcPr>
+          <w:p>
+            <w:r>
+              <w:t xml:space="preserve">none</w:t>
+            </w:r>
+          </w:p>
+        </w:tc>
+      </w:tr>
+      <w:tr>
+        <w:tc>
+          <w:tcPr>
+            <w:tcW w:type="dxa" w:w="3200"/>
+            <w:shd w:fill="F2F2F2" w:val="clear"/>
+          </w:tcPr>
+          <w:p>
+            <w:r>
+              <w:rPr>
+                <w:b/>
+                <w:bCs/>
+              </w:rPr>
+              <w:t xml:space="preserve">Capability ladder / VAP</w:t>
+            </w:r>
+          </w:p>
+        </w:tc>
+        <w:tc>
+          <w:tcPr>
+            <w:tcW w:type="dxa" w:w="5800"/>
+          </w:tcPr>
+          <w:p>
+            <w:r>
+              <w:t xml:space="preserve">Explicit move from a pure crane/materials-handling OEM into aftermarket-heavy (Gainwell-style) revenue mix, defense indigenization, and now clean-energy gas-compression equipment (TCPL) - a genuine, if still largely unproven, capability broadening across three fronts at once.</w:t>
+            </w:r>
+          </w:p>
+        </w:tc>
+      </w:tr>
+    </w:tbl>
+    <w:p>
+      <w:pPr>
+        <w:spacing w:after="120"/>
+      </w:pPr>
+      <w:r>
+        <w:rPr>
+          <w:b/>
+          <w:bCs/>
+          <w:sz w:val="20"/>
+          <w:szCs w:val="20"/>
+        </w:rPr>
+        <w:t xml:space="preserve">Quality metrics (ROCE · debt · FCF · margin · capex):</w:t>
+      </w:r>
+    </w:p>
+    <w:tbl>
+      <w:tblPr>
+        <w:tblW w:type="dxa" w:w="9000"/>
+        <w:tblBorders>
+          <w:top w:val="single" w:color="auto" w:sz="4"/>
+          <w:left w:val="single" w:color="auto" w:sz="4"/>
+          <w:bottom w:val="single" w:color="auto" w:sz="4"/>
+          <w:right w:val="single" w:color="auto" w:sz="4"/>
+          <w:insideH w:val="single" w:color="auto" w:sz="4"/>
+          <w:insideV w:val="single" w:color="auto" w:sz="4"/>
+        </w:tblBorders>
+      </w:tblPr>
+      <w:tblGrid>
+        <w:gridCol w:w="3200"/>
+        <w:gridCol w:w="5800"/>
+      </w:tblGrid>
+      <w:tr>
+        <w:tc>
+          <w:tcPr>
+            <w:tcW w:type="dxa" w:w="3200"/>
+            <w:shd w:fill="F2F2F2" w:val="clear"/>
+          </w:tcPr>
+          <w:p>
+            <w:r>
+              <w:rPr>
+                <w:b/>
+                <w:bCs/>
+              </w:rPr>
+              <w:t xml:space="preserve">Assessment</w:t>
+            </w:r>
+          </w:p>
+        </w:tc>
+        <w:tc>
+          <w:tcPr>
+            <w:tcW w:type="dxa" w:w="5800"/>
+          </w:tcPr>
+          <w:p>
+            <w:r>
+              <w:t xml:space="preserve">concern</w:t>
+            </w:r>
+          </w:p>
+        </w:tc>
+      </w:tr>
+      <w:tr>
+        <w:tc>
+          <w:tcPr>
+            <w:tcW w:type="dxa" w:w="3200"/>
+            <w:shd w:fill="F2F2F2" w:val="clear"/>
+          </w:tcPr>
+          <w:p>
+            <w:r>
+              <w:rPr>
+                <w:b/>
+                <w:bCs/>
+              </w:rPr>
+              <w:t xml:space="preserve">ROCE</w:t>
+            </w:r>
+          </w:p>
+        </w:tc>
+        <w:tc>
+          <w:tcPr>
+            <w:tcW w:type="dxa" w:w="5800"/>
+          </w:tcPr>
+          <w:p>
+            <w:r>
+              <w:t xml:space="preserve">3% (improving)</w:t>
+            </w:r>
+          </w:p>
+        </w:tc>
+      </w:tr>
+      <w:tr>
+        <w:tc>
+          <w:tcPr>
+            <w:tcW w:type="dxa" w:w="3200"/>
+            <w:shd w:fill="F2F2F2" w:val="clear"/>
+          </w:tcPr>
+          <w:p>
+            <w:r>
+              <w:rPr>
+                <w:b/>
+                <w:bCs/>
+              </w:rPr>
+              <w:t xml:space="preserve">Leverage</w:t>
+            </w:r>
+          </w:p>
+        </w:tc>
+        <w:tc>
+          <w:tcPr>
+            <w:tcW w:type="dxa" w:w="5800"/>
+          </w:tcPr>
+          <w:p>
+            <w:r>
+              <w:t xml:space="preserve">Net debt/EBITDA 21x</w:t>
+            </w:r>
+          </w:p>
+        </w:tc>
+      </w:tr>
+      <w:tr>
+        <w:tc>
+          <w:tcPr>
+            <w:tcW w:type="dxa" w:w="3200"/>
+            <w:shd w:fill="F2F2F2" w:val="clear"/>
+          </w:tcPr>
+          <w:p>
+            <w:r>
+              <w:rPr>
+                <w:b/>
+                <w:bCs/>
+              </w:rPr>
+              <w:t xml:space="preserve">FCF conversion</w:t>
+            </w:r>
+          </w:p>
+        </w:tc>
+        <w:tc>
+          <w:tcPr>
+            <w:tcW w:type="dxa" w:w="5800"/>
+          </w:tcPr>
+          <w:p>
+            <w:r>
+              <w:t xml:space="preserve">—</w:t>
+            </w:r>
+          </w:p>
+        </w:tc>
+      </w:tr>
+      <w:tr>
+        <w:tc>
+          <w:tcPr>
+            <w:tcW w:type="dxa" w:w="3200"/>
+            <w:shd w:fill="F2F2F2" w:val="clear"/>
+          </w:tcPr>
+          <w:p>
+            <w:r>
+              <w:rPr>
+                <w:b/>
+                <w:bCs/>
+              </w:rPr>
+              <w:t xml:space="preserve">Margin trend</w:t>
+            </w:r>
+          </w:p>
+        </w:tc>
+        <w:tc>
+          <w:tcPr>
+            <w:tcW w:type="dxa" w:w="5800"/>
+          </w:tcPr>
+          <w:p>
+            <w:r>
+              <w:t xml:space="preserve">contracting</w:t>
+            </w:r>
+          </w:p>
+        </w:tc>
+      </w:tr>
+      <w:tr>
+        <w:tc>
+          <w:tcPr>
+            <w:tcW w:type="dxa" w:w="3200"/>
+            <w:shd w:fill="F2F2F2" w:val="clear"/>
+          </w:tcPr>
+          <w:p>
+            <w:r>
+              <w:rPr>
+                <w:b/>
+                <w:bCs/>
+              </w:rPr>
+              <w:t xml:space="preserve">Capex efficiency</w:t>
+            </w:r>
+          </w:p>
+        </w:tc>
+        <w:tc>
+          <w:tcPr>
+            <w:tcW w:type="dxa" w:w="5800"/>
+          </w:tcPr>
+          <w:p>
+            <w:r>
+              <w:t xml:space="preserve">unclear</w:t>
+            </w:r>
+          </w:p>
+        </w:tc>
+      </w:tr>
+    </w:tbl>
+    <w:p>
+      <w:pPr>
+        <w:spacing w:after="60" w:before="120"/>
+      </w:pPr>
+      <w:r>
+        <w:rPr>
+          <w:b/>
+          <w:bCs/>
+          <w:sz w:val="20"/>
+          <w:szCs w:val="20"/>
+        </w:rPr>
+        <w:t xml:space="preserve">Track record (Coffee Can persistence check): </w:t>
+      </w:r>
+      <w:r>
+        <w:rPr>
+          <w:sz w:val="20"/>
+          <w:szCs w:val="20"/>
+        </w:rPr>
+        <w:t xml:space="preserve">cleared revenue growth ≥10% AND ROCE ≥15% in 0 of the last 11 years (consistency_score 0)</w:t>
+      </w:r>
+    </w:p>
+    <w:p>
+      <w:pPr>
+        <w:spacing w:after="120"/>
+      </w:pPr>
+      <w:r>
+        <w:rPr>
+          <w:color w:val="666666"/>
+          <w:sz w:val="18"/>
+          <w:szCs w:val="18"/>
+        </w:rPr>
+        <w:t xml:space="preserve">FY16-FY26 checked: ZERO years cleared BOTH &gt;=10% revenue growth AND &gt;=15% ROCE - a genuinely weak decade (severe revenue decline FY20-23, negative ROCE FY21-24). This pass reconfirms FY26 also does not clear either leg on a fresh look: revenue was flat-to-down YoY and ROCE remained at a low single-digit level (~3%) while consolidated PAT actually swung to a wider loss. This is an honest reflection of a still-distressed history the turnaround has not yet escaped, not yet a demonstrated Coffee-Can consistency story.</w:t>
       </w:r>
     </w:p>
     <w:p>
@@ -304,72 +2832,15 @@
         <w:spacing w:after="120" w:before="280"/>
       </w:pPr>
       <w:r>
-        <w:t xml:space="preserve">Bull Case</w:t>
-      </w:r>
-    </w:p>
-    <w:p>
-      <w:pPr>
-        <w:pStyle w:val="ListParagraph"/>
-        <w:numPr>
-          <w:ilvl w:val="0"/>
-          <w:numId w:val="1"/>
-        </w:numPr>
-        <w:spacing w:after="60"/>
-      </w:pPr>
-      <w:r>
-        <w:t xml:space="preserve">Real operating leverage: Kharagpur facility operates at only 30-35% capacity with ~150 acres available — standalone business could triple revenue to Rs 700-750 Cr with only Rs 5-10 Cr of bridging capex</w:t>
-      </w:r>
-    </w:p>
-    <w:p>
-      <w:pPr>
-        <w:pStyle w:val="ListParagraph"/>
-        <w:numPr>
-          <w:ilvl w:val="0"/>
-          <w:numId w:val="1"/>
-        </w:numPr>
-        <w:spacing w:after="60"/>
-      </w:pPr>
-      <w:r>
-        <w:t xml:space="preserve">New patented product (CarryKing 515/520) targets a 14,000-units/year addressable market per management</w:t>
-      </w:r>
-    </w:p>
-    <w:p>
-      <w:pPr>
-        <w:pStyle w:val="ListParagraph"/>
-        <w:numPr>
-          <w:ilvl w:val="0"/>
-          <w:numId w:val="1"/>
-        </w:numPr>
-        <w:spacing w:after="60"/>
-      </w:pPr>
-      <w:r>
-        <w:t xml:space="preserve">Genuine synergy path with Gainwell's Caterpillar-dealership aftermarket business model (currently ~50% of Gainwell's revenue is recurring aftermarket, a mindset TIL is explicitly trying to adopt) plus a dedicated Executive Director/CEO brought over from Gainwell specifically for this</w:t>
-      </w:r>
-    </w:p>
-    <w:p>
-      <w:pPr>
-        <w:pStyle w:val="ListParagraph"/>
-        <w:numPr>
-          <w:ilvl w:val="0"/>
-          <w:numId w:val="1"/>
-        </w:numPr>
-        <w:spacing w:after="60"/>
-      </w:pPr>
-      <w:r>
-        <w:t xml:space="preserve">Defense indigenization re-entry opportunity flagged by both management and community synthesis</w:t>
-      </w:r>
-    </w:p>
-    <w:p>
-      <w:pPr>
-        <w:pStyle w:val="ListParagraph"/>
-        <w:numPr>
-          <w:ilvl w:val="0"/>
-          <w:numId w:val="1"/>
-        </w:numPr>
-        <w:spacing w:after="60"/>
-      </w:pPr>
-      <w:r>
-        <w:t xml:space="preserve">First earnings call in ~4 quarters (Aug 2026) signals renewed management engagement and disclosure after a long information gap</w:t>
+        <w:t xml:space="preserve">Technical Read (Weekly / Monthly MACD + Bollinger Bands, or RSI/CCI/Williams %R proxy)</w:t>
+      </w:r>
+    </w:p>
+    <w:p>
+      <w:pPr>
+        <w:spacing w:after="120"/>
+      </w:pPr>
+      <w:r>
+        <w:t xml:space="preserve">As of this pass (Sept-2026) the stock trades ~6% above its own 30-week EMA and has outperformed the Nifty 500 by ~20 percentage points over the trailing quarter - live technical strength that is running ahead of a fundamentals picture that, on fresh FY26 numbers, actually deteriorated before Q1 FY27's TCPL-driven headline growth.</w:t>
       </w:r>
     </w:p>
     <w:p>
@@ -378,85 +2849,36 @@
         <w:spacing w:after="120" w:before="280"/>
       </w:pPr>
       <w:r>
-        <w:t xml:space="preserve">Bear Case / Key Risks</w:t>
-      </w:r>
-    </w:p>
-    <w:p>
-      <w:pPr>
-        <w:pStyle w:val="ListParagraph"/>
-        <w:numPr>
-          <w:ilvl w:val="0"/>
-          <w:numId w:val="1"/>
-        </w:numPr>
-        <w:spacing w:after="60"/>
-      </w:pPr>
-      <w:r>
-        <w:t xml:space="preserve">High consolidated leverage (3.4x D/E) and consolidated PAT still negative (-Rs 5.5 Cr) — this is not yet a demonstrated, profitable turnaround</w:t>
-      </w:r>
-    </w:p>
-    <w:p>
-      <w:pPr>
-        <w:pStyle w:val="ListParagraph"/>
-        <w:numPr>
-          <w:ilvl w:val="0"/>
-          <w:numId w:val="1"/>
-        </w:numPr>
-        <w:spacing w:after="60"/>
-      </w:pPr>
-      <w:r>
-        <w:t xml:space="preserve">Promoter/management bandwidth explicitly split — management stated they're not yet devoting the intended 50-60% of time to TIL, only committing to increase it 'from the next quarter'</w:t>
-      </w:r>
-    </w:p>
-    <w:p>
-      <w:pPr>
-        <w:pStyle w:val="ListParagraph"/>
-        <w:numPr>
-          <w:ilvl w:val="0"/>
-          <w:numId w:val="1"/>
-        </w:numPr>
-        <w:spacing w:after="60"/>
-      </w:pPr>
-      <w:r>
-        <w:t xml:space="preserve">CarryKing new-product commercialization has already slipped once, now targeted for Q1 FY28</w:t>
-      </w:r>
-    </w:p>
-    <w:p>
-      <w:pPr>
-        <w:pStyle w:val="ListParagraph"/>
-        <w:numPr>
-          <w:ilvl w:val="0"/>
-          <w:numId w:val="1"/>
-        </w:numPr>
-        <w:spacing w:after="60"/>
-      </w:pPr>
-      <w:r>
-        <w:t xml:space="preserve">High and rising working capital/debtor days (239, expected to increase further) as the business skews toward defense customers with long clearance cycles</w:t>
-      </w:r>
-    </w:p>
-    <w:p>
-      <w:pPr>
-        <w:pStyle w:val="ListParagraph"/>
-        <w:numPr>
-          <w:ilvl w:val="0"/>
-          <w:numId w:val="1"/>
-        </w:numPr>
-        <w:spacing w:after="60"/>
-      </w:pPr>
-      <w:r>
-        <w:t xml:space="preserve">Competitor ACE remains dominant in the core market</w:t>
-      </w:r>
-    </w:p>
-    <w:p>
-      <w:pPr>
-        <w:pStyle w:val="ListParagraph"/>
-        <w:numPr>
-          <w:ilvl w:val="0"/>
-          <w:numId w:val="1"/>
-        </w:numPr>
-        <w:spacing w:after="60"/>
-      </w:pPr>
-      <w:r>
-        <w:t xml:space="preserve">Management itself flagged that margin harmonization will take another 6-8 quarters due to product lumpiness — a multi-year, not multi-quarter, story</w:t>
+        <w:t xml:space="preserve">ValuePickr Community Signal</w:t>
+      </w:r>
+    </w:p>
+    <w:p>
+      <w:pPr>
+        <w:spacing w:after="120"/>
+      </w:pPr>
+      <w:r>
+        <w:t xml:space="preserve">Read the entire VP forum thread (46 posts, single batch, prior pass) focusing on 2025-2026 activity where the actual turnaround narrative lives. TIL held its first earnings call in ~4 quarters on 2026-08-21. This pass adds fresh filings/results/news research (FY26 annual results, Q1 FY27 results and concall themes, TCPL acquisition details) on top of the existing forum read; no new forum posts were reviewed this pass.</w:t>
+      </w:r>
+    </w:p>
+    <w:p>
+      <w:pPr>
+        <w:spacing w:after="120"/>
+      </w:pPr>
+      <w:r>
+        <w:rPr>
+          <w:b/>
+          <w:bCs/>
+          <w:sz w:val="20"/>
+          <w:szCs w:val="20"/>
+        </w:rPr>
+        <w:t xml:space="preserve">High-conviction call from a top contributor: </w:t>
+      </w:r>
+      <w:r>
+        <w:rPr>
+          <w:sz w:val="20"/>
+          <w:szCs w:val="20"/>
+        </w:rPr>
+        <w:t xml:space="preserve">No trusted-roster users posted in this thread. lsubs provided the most detailed, recent synthesis (Aug 2026, two posts) covering both a bull case (operating leverage, new patented products, defense re-entry) and an explicit antithesis (high debt, high working capital, management-bandwidth split, timeline risk on new-product commercialization, competitor dominance). Tejash (May 2025) and Manav (Feb 2025) both independently described this as a genuine turnaround story after a year of tracking, citing promoter capital infusion and capex.</w:t>
       </w:r>
     </w:p>
     <w:p>
@@ -465,6 +2887,249 @@
         <w:spacing w:after="120" w:before="280"/>
       </w:pPr>
       <w:r>
+        <w:t xml:space="preserve">BSE Corporate Actions / Other Red Flags</w:t>
+      </w:r>
+    </w:p>
+    <w:p>
+      <w:pPr>
+        <w:spacing w:after="120"/>
+      </w:pPr>
+      <w:r>
+        <w:t xml:space="preserve">TIL's board approved acquisition of a 60% stake in Tulip Compression Private Limited (TCPL) - bought from promoter-affiliate Gainwell Commosales Private Limited, with an option to raise the stake to 74% - closed May-2026, marking formal entry into clean-energy/gas-compression equipment (CNG/LNG/hydrogen). Separately, TIL resolved legacy tax disputes via the Settlement-of-Disputes (SOD) mechanism during FY26, extinguishing Rs 23.12cr of entry-tax contingent liability and reducing VAT/CST liabilities by Rs 21.68cr. FY26 order wins included ~Rs 110cr defense orders and CONCOR contracts (Rs 66.75cr ReachStacker, Rs 30cr+ O&amp;M); FY27 order pipeline stands at Rs 274cr. No promoter-pledge or auditor-resignation information was found this pass (not confirmed absent, simply not surfaced by the sources reviewed).</w:t>
+      </w:r>
+    </w:p>
+    <w:p>
+      <w:pPr>
+        <w:pStyle w:val="Heading1"/>
+        <w:spacing w:after="120" w:before="280"/>
+      </w:pPr>
+      <w:r>
+        <w:t xml:space="preserve">Bull Case</w:t>
+      </w:r>
+    </w:p>
+    <w:p>
+      <w:pPr>
+        <w:pStyle w:val="ListParagraph"/>
+        <w:numPr>
+          <w:ilvl w:val="0"/>
+          <w:numId w:val="1"/>
+        </w:numPr>
+        <w:spacing w:after="60"/>
+      </w:pPr>
+      <w:r>
+        <w:t xml:space="preserve">Real operating leverage: Kharagpur facility operates at only 30-35% capacity with ~150 acres available - standalone business could triple revenue to Rs 700-750 Cr with only Rs 5-10 Cr of bridging capex</w:t>
+      </w:r>
+    </w:p>
+    <w:p>
+      <w:pPr>
+        <w:pStyle w:val="ListParagraph"/>
+        <w:numPr>
+          <w:ilvl w:val="0"/>
+          <w:numId w:val="1"/>
+        </w:numPr>
+        <w:spacing w:after="60"/>
+      </w:pPr>
+      <w:r>
+        <w:t xml:space="preserve">Concrete, already-booked order evidence (not just narrative): ~Rs 110 Cr defense orders, Rs 66.75 Cr CONCOR ReachStacker contract, Rs 30+ Cr CONCOR O&amp;M contract in FY26, plus a Rs 274 Cr FY27 order pipeline</w:t>
+      </w:r>
+    </w:p>
+    <w:p>
+      <w:pPr>
+        <w:pStyle w:val="ListParagraph"/>
+        <w:numPr>
+          <w:ilvl w:val="0"/>
+          <w:numId w:val="1"/>
+        </w:numPr>
+        <w:spacing w:after="60"/>
+      </w:pPr>
+      <w:r>
+        <w:t xml:space="preserve">TCPL (clean-energy/gas-compression) is immediately accretive on margin - Q1 FY27 EBITDA margin ~10% vs TIL standalone's 4.3% - and diversifies TIL into an energy-transition-adjacent, potentially higher-growth segment</w:t>
+      </w:r>
+    </w:p>
+    <w:p>
+      <w:pPr>
+        <w:pStyle w:val="ListParagraph"/>
+        <w:numPr>
+          <w:ilvl w:val="0"/>
+          <w:numId w:val="1"/>
+        </w:numPr>
+        <w:spacing w:after="60"/>
+      </w:pPr>
+      <w:r>
+        <w:t xml:space="preserve">Genuine synergy path with Gainwell's Caterpillar-dealership aftermarket business model (currently ~50% of Gainwell's revenue is recurring aftermarket, a mindset TIL is explicitly trying to adopt) plus a dedicated Executive Director/CEO brought over from Gainwell specifically for this</w:t>
+      </w:r>
+    </w:p>
+    <w:p>
+      <w:pPr>
+        <w:pStyle w:val="ListParagraph"/>
+        <w:numPr>
+          <w:ilvl w:val="0"/>
+          <w:numId w:val="1"/>
+        </w:numPr>
+        <w:spacing w:after="60"/>
+      </w:pPr>
+      <w:r>
+        <w:t xml:space="preserve">Balance-sheet cleanup: Settlement-of-Disputes resolution extinguished/reduced ~Rs 45 Cr of legacy contingent tax liabilities in FY26</w:t>
+      </w:r>
+    </w:p>
+    <w:p>
+      <w:pPr>
+        <w:pStyle w:val="ListParagraph"/>
+        <w:numPr>
+          <w:ilvl w:val="0"/>
+          <w:numId w:val="1"/>
+        </w:numPr>
+        <w:spacing w:after="60"/>
+      </w:pPr>
+      <w:r>
+        <w:t xml:space="preserve">First earnings call in ~4 quarters (Aug 2026) and now a second consecutive call (Q1 FY27) signal renewed management engagement and disclosure after a long information gap</w:t>
+      </w:r>
+    </w:p>
+    <w:p>
+      <w:pPr>
+        <w:pStyle w:val="Heading1"/>
+        <w:spacing w:after="120" w:before="280"/>
+      </w:pPr>
+      <w:r>
+        <w:t xml:space="preserve">Bear Case / Key Risks</w:t>
+      </w:r>
+    </w:p>
+    <w:p>
+      <w:pPr>
+        <w:pStyle w:val="ListParagraph"/>
+        <w:numPr>
+          <w:ilvl w:val="0"/>
+          <w:numId w:val="1"/>
+        </w:numPr>
+        <w:spacing w:after="60"/>
+      </w:pPr>
+      <w:r>
+        <w:t xml:space="preserve">FY26 consolidated PAT loss WIDENED to -Rs 30.86 Cr (from +Rs 2.90 Cr FY25) and EBITDA margin nearly halved (11.73% -&gt; 5.47%) - this is a confirmed DETERIORATION during the very year the turnaround was supposed to be taking hold, not merely 'still early'</w:t>
+      </w:r>
+    </w:p>
+    <w:p>
+      <w:pPr>
+        <w:pStyle w:val="ListParagraph"/>
+        <w:numPr>
+          <w:ilvl w:val="0"/>
+          <w:numId w:val="1"/>
+        </w:numPr>
+        <w:spacing w:after="60"/>
+      </w:pPr>
+      <w:r>
+        <w:t xml:space="preserve">FY26 full-year revenue was flat-to-down YoY (Rs 337.36 Cr vs Rs 343.07 Cr FY25) - the headline Q1 FY27 growth is a break from, not a continuation of, an already-positive FY26 trend</w:t>
+      </w:r>
+    </w:p>
+    <w:p>
+      <w:pPr>
+        <w:pStyle w:val="ListParagraph"/>
+        <w:numPr>
+          <w:ilvl w:val="0"/>
+          <w:numId w:val="1"/>
+        </w:numPr>
+        <w:spacing w:after="60"/>
+      </w:pPr>
+      <w:r>
+        <w:t xml:space="preserve">The much-cited +66-86% Q1 FY27 consolidated growth is substantially INORGANIC (first-time TCPL consolidation); TIL's own standalone organic growth was a more modest +25% YoY on a small base</w:t>
+      </w:r>
+    </w:p>
+    <w:p>
+      <w:pPr>
+        <w:pStyle w:val="ListParagraph"/>
+        <w:numPr>
+          <w:ilvl w:val="0"/>
+          <w:numId w:val="1"/>
+        </w:numPr>
+        <w:spacing w:after="60"/>
+      </w:pPr>
+      <w:r>
+        <w:t xml:space="preserve">TCPL was acquired from a promoter-affiliate (Gainwell Commosales Private Limited) - a related-party-adjacent transaction that adds integration/governance execution risk on top of an already-stretched management team</w:t>
+      </w:r>
+    </w:p>
+    <w:p>
+      <w:pPr>
+        <w:pStyle w:val="ListParagraph"/>
+        <w:numPr>
+          <w:ilvl w:val="0"/>
+          <w:numId w:val="1"/>
+        </w:numPr>
+        <w:spacing w:after="60"/>
+      </w:pPr>
+      <w:r>
+        <w:t xml:space="preserve">High leverage persists: ~Rs 382 Cr borrowings (Mar-2026) against a still-small and volatile EBITDA base; net-debt-to-EBITDA is only meaningful directionally (very high) given the tiny earnings base</w:t>
+      </w:r>
+    </w:p>
+    <w:p>
+      <w:pPr>
+        <w:pStyle w:val="ListParagraph"/>
+        <w:numPr>
+          <w:ilvl w:val="0"/>
+          <w:numId w:val="1"/>
+        </w:numPr>
+        <w:spacing w:after="60"/>
+      </w:pPr>
+      <w:r>
+        <w:t xml:space="preserve">Promoter/management bandwidth explicitly split - management stated they're not yet devoting the intended 50-60% of time to TIL, only committing to increase it 'from the next quarter' - and this concern is now compounded by a THIRD concurrent priority (TCPL integration) on top of the core crane turnaround and defense/CONCOR order execution</w:t>
+      </w:r>
+    </w:p>
+    <w:p>
+      <w:pPr>
+        <w:pStyle w:val="ListParagraph"/>
+        <w:numPr>
+          <w:ilvl w:val="0"/>
+          <w:numId w:val="1"/>
+        </w:numPr>
+        <w:spacing w:after="60"/>
+      </w:pPr>
+      <w:r>
+        <w:t xml:space="preserve">CarryKing new-product commercialization has already slipped once; management now guides an optimum case of Q3/Q4 FY27, with a worst case of Q1 FY28</w:t>
+      </w:r>
+    </w:p>
+    <w:p>
+      <w:pPr>
+        <w:pStyle w:val="ListParagraph"/>
+        <w:numPr>
+          <w:ilvl w:val="0"/>
+          <w:numId w:val="1"/>
+        </w:numPr>
+        <w:spacing w:after="60"/>
+      </w:pPr>
+      <w:r>
+        <w:t xml:space="preserve">High and rising working capital/debtor days (239 per prior pass, not independently refreshed) as the business skews toward defense customers with long clearance cycles</w:t>
+      </w:r>
+    </w:p>
+    <w:p>
+      <w:pPr>
+        <w:pStyle w:val="ListParagraph"/>
+        <w:numPr>
+          <w:ilvl w:val="0"/>
+          <w:numId w:val="1"/>
+        </w:numPr>
+        <w:spacing w:after="60"/>
+      </w:pPr>
+      <w:r>
+        <w:t xml:space="preserve">Competitor ACE (Action Construction Equipment) remains dominant in the core pick-and-carry crane market</w:t>
+      </w:r>
+    </w:p>
+    <w:p>
+      <w:pPr>
+        <w:pStyle w:val="ListParagraph"/>
+        <w:numPr>
+          <w:ilvl w:val="0"/>
+          <w:numId w:val="1"/>
+        </w:numPr>
+        <w:spacing w:after="60"/>
+      </w:pPr>
+      <w:r>
+        <w:t xml:space="preserve">Management itself has flagged (both pre- and post-TCPL) a multi-quarter, not multi-quarter, path to margin harmonization given product lumpiness and the added complexity of integrating a new, differently-margined business</w:t>
+      </w:r>
+    </w:p>
+    <w:p>
+      <w:pPr>
+        <w:pStyle w:val="Heading1"/>
+        <w:spacing w:after="120" w:before="280"/>
+      </w:pPr>
+      <w:r>
         <w:t xml:space="preserve">Market-Cap Tier (informational — not a gate in this project)</w:t>
       </w:r>
     </w:p>
@@ -477,7 +3142,7 @@
           <w:b/>
           <w:bCs/>
         </w:rPr>
-        <w:t xml:space="preserve">Small-cap (~Rs 1,897-1,901 Cr)</w:t>
+        <w:t xml:space="preserve">Small-cap (~Rs 2,123 Cr)</w:t>
       </w:r>
     </w:p>
     <w:p>
@@ -505,6 +3170,34 @@
     </w:p>
     <w:p>
       <w:pPr>
+        <w:spacing w:after="120"/>
+      </w:pPr>
+      <w:r>
+        <w:rPr>
+          <w:color w:val="666666"/>
+          <w:sz w:val="20"/>
+          <w:szCs w:val="20"/>
+        </w:rPr>
+        <w:t xml:space="preserve">4-box gate — tailwind: yes · TAM: yes · moat: no · valuation: no  (score 2 / 4)</w:t>
+      </w:r>
+    </w:p>
+    <w:p>
+      <w:pPr>
+        <w:spacing w:after="120"/>
+      </w:pPr>
+      <w:r>
+        <w:rPr>
+          <w:i/>
+          <w:iCs/>
+          <w:color w:val="666666"/>
+          <w:sz w:val="20"/>
+          <w:szCs w:val="20"/>
+        </w:rPr>
+        <w:t xml:space="preserve">Defense indigenization + clean-energy/gas-compression (via TCPL) are now dual, genuine structural drivers - tailwind/tam carry. But competitor ACE remains dominant in the core crane market (moat no, unchanged) and FY26's confirmed loss-widening plus a still-unproven three-part turnaround (core crane + defense + TCPL integration) at ~6x sales keeps valuation at no (downgraded from 'weak' this pass given the confirmed deterioration). Score fell from the prior pass's 2.5 to 2.0.</w:t>
+      </w:r>
+    </w:p>
+    <w:p>
+      <w:pPr>
         <w:pStyle w:val="Heading1"/>
         <w:spacing w:after="120" w:before="280"/>
       </w:pPr>
@@ -523,46 +3216,59 @@
           <w:sz w:val="24"/>
           <w:szCs w:val="24"/>
         </w:rPr>
-        <w:t xml:space="preserve">Genuine, specific turnaround optionality — but still early, leveraged, and unprofitable at the consolidated level</w:t>
-      </w:r>
-    </w:p>
-    <w:p>
-      <w:pPr>
-        <w:pStyle w:val="ListParagraph"/>
-        <w:numPr>
-          <w:ilvl w:val="0"/>
-          <w:numId w:val="1"/>
-        </w:numPr>
-        <w:spacing w:after="60"/>
-      </w:pPr>
-      <w:r>
-        <w:t xml:space="preserve">The operating-leverage math (tripling revenue on minimal capex) and Gainwell-synergy/defense-indigenization catalysts are specific and real, not vague narrative</w:t>
-      </w:r>
-    </w:p>
-    <w:p>
-      <w:pPr>
-        <w:pStyle w:val="ListParagraph"/>
-        <w:numPr>
-          <w:ilvl w:val="0"/>
-          <w:numId w:val="1"/>
-        </w:numPr>
-        <w:spacing w:after="60"/>
-      </w:pPr>
-      <w:r>
-        <w:t xml:space="preserve">But high consolidated debt, negative consolidated PAT, split management bandwidth, and an already-slipped product-commercialization timeline mean this remains a speculative, early-stage turnaround rather than a demonstrated one</w:t>
-      </w:r>
-    </w:p>
-    <w:p>
-      <w:pPr>
-        <w:pStyle w:val="ListParagraph"/>
-        <w:numPr>
-          <w:ilvl w:val="0"/>
-          <w:numId w:val="1"/>
-        </w:numPr>
-        <w:spacing w:after="60"/>
-      </w:pPr>
-      <w:r>
-        <w:t xml:space="preserve">Worth close tracking given the freshly-resumed earnings call and detailed management color, but not yet a high-conviction call</w:t>
+        <w:t xml:space="preserve">A genuinely specific turnaround optionality (defense orders, Kharagpur operating leverage, an accretive clean-energy diversification) now sits on top of a CONFIRMED FY26 deterioration (wider consolidated loss, flat-to-down revenue, margin compression) - this is an earlier-stage, more leveraged, and more execution-dependent story than the pre-existing write-up suggested.</w:t>
+      </w:r>
+    </w:p>
+    <w:p>
+      <w:pPr>
+        <w:pStyle w:val="ListParagraph"/>
+        <w:numPr>
+          <w:ilvl w:val="0"/>
+          <w:numId w:val="1"/>
+        </w:numPr>
+        <w:spacing w:after="60"/>
+      </w:pPr>
+      <w:r>
+        <w:t xml:space="preserve">four_box = 2.0 (tailwind yes - defense indigenization AND clean-energy/gas-compression via TCPL are both genuine, structural, and now dual-pronged rather than single-threaded; tam yes - Kharagpur utilisation math plus two adjacent large markets; moat no - ACE dominant in the core crane market, TCPL's competitive position not established; valuation no - FY26 loss widened and the ~5.9-6.3x sales multiple is pricing a three-part turnaround (core crane + defense + TCPL integration) that has not yet been demonstrated, and got LESS demonstrated this pass, not more). Score of 2.0 stays in the 2.0-2.5 'neither' band, no exception written.</w:t>
+      </w:r>
+    </w:p>
+    <w:p>
+      <w:pPr>
+        <w:pStyle w:val="ListParagraph"/>
+        <w:numPr>
+          <w:ilvl w:val="0"/>
+          <w:numId w:val="1"/>
+        </w:numPr>
+        <w:spacing w:after="60"/>
+      </w:pPr>
+      <w:r>
+        <w:t xml:space="preserve">No red_flag_tier trigger under the strict AVOID/EXCLUDE/HIGH CAUTION definitions (no negative net worth/going-concern, no SEBI/fraud order, no promoter-holding collapse or auditor resignation found) - the TCPL related-party-adjacent purchase and split management bandwidth are captured as management_quality/earnings_quality concerns instead</w:t>
+      </w:r>
+    </w:p>
+    <w:p>
+      <w:pPr>
+        <w:pStyle w:val="ListParagraph"/>
+        <w:numPr>
+          <w:ilvl w:val="0"/>
+          <w:numId w:val="1"/>
+        </w:numPr>
+        <w:spacing w:after="60"/>
+      </w:pPr>
+      <w:r>
+        <w:t xml:space="preserve">The FY26 full-year deterioration (wider loss, flat revenue, margin compression) is a genuinely new, material finding this pass that the existing write-up's framing (built mostly around a small, isolated Q1 FY27 quarterly loss) did not surface - it is a meaningfully worse starting point than assumed</w:t>
+      </w:r>
+    </w:p>
+    <w:p>
+      <w:pPr>
+        <w:pStyle w:val="ListParagraph"/>
+        <w:numPr>
+          <w:ilvl w:val="0"/>
+          <w:numId w:val="1"/>
+        </w:numPr>
+        <w:spacing w:after="60"/>
+      </w:pPr>
+      <w:r>
+        <w:t xml:space="preserve">Partially offsetting: concrete order-book evidence (defense + CONCOR, already booked, commercial/financial-stage) and TCPL's immediate margin accretion are real, specific positives, which is why conviction settles at Low-Medium rather than Low</w:t>
       </w:r>
     </w:p>
     <w:p>

--- a/projects/valuepickr-open-screen/docs/TIL.docx
+++ b/projects/valuepickr-open-screen/docs/TIL.docx
@@ -3287,6 +3287,187 @@
           <w:szCs w:val="18"/>
         </w:rPr>
         <w:t xml:space="preserve">This is independent research and analysis for informational purposes only, not personalized financial or investment advice. Past multi-bagger performance and forum/social sentiment are not indicators of future returns. Do your own due diligence before investing.</w:t>
+      </w:r>
+    </w:p>
+    <w:p/>
+    <w:p>
+      <w:r>
+        <w:rPr>
+          <w:b/>
+          <w:sz w:val="28"/>
+        </w:rPr>
+        <w:t>🔄 RESEARCH UPDATE - 2026-10-05</w:t>
+      </w:r>
+    </w:p>
+    <w:p>
+      <w:r>
+        <w:rPr>
+          <w:b/>
+        </w:rPr>
+        <w:t>📊 Key Metrics:</w:t>
+      </w:r>
+    </w:p>
+    <w:p>
+      <w:pPr>
+        <w:ind w:left="360"/>
+      </w:pPr>
+      <w:r>
+        <w:t xml:space="preserve">  • Company: TIL Ltd</w:t>
+      </w:r>
+    </w:p>
+    <w:p>
+      <w:pPr>
+        <w:ind w:left="360"/>
+      </w:pPr>
+      <w:r>
+        <w:t xml:space="preserve">  • Conviction: Low-Medium</w:t>
+      </w:r>
+    </w:p>
+    <w:p>
+      <w:pPr>
+        <w:ind w:left="360"/>
+      </w:pPr>
+      <w:r>
+        <w:t xml:space="preserve">  • Thesis: neither</w:t>
+      </w:r>
+    </w:p>
+    <w:p>
+      <w:pPr>
+        <w:ind w:left="360"/>
+      </w:pPr>
+      <w:r>
+        <w:t xml:space="preserve">  • 4-Box Score: 2.0</w:t>
+      </w:r>
+    </w:p>
+    <w:p>
+      <w:pPr>
+        <w:ind w:left="360"/>
+      </w:pPr>
+      <w:r>
+        <w:t xml:space="preserve">  • Research Date: 2026-09-19</w:t>
+      </w:r>
+    </w:p>
+    <w:p>
+      <w:pPr>
+        <w:ind w:left="360"/>
+      </w:pPr>
+      <w:r>
+        <w:t xml:space="preserve">  • Red Flag: None</w:t>
+      </w:r>
+    </w:p>
+    <w:p/>
+    <w:p>
+      <w:r>
+        <w:rPr>
+          <w:b/>
+        </w:rPr>
+        <w:t>📝 Verdict:</w:t>
+      </w:r>
+    </w:p>
+    <w:p>
+      <w:pPr>
+        <w:ind w:left="360"/>
+      </w:pPr>
+      <w:r>
+        <w:t>A genuinely specific turnaround optionality (defense orders, Kharagpur operating leverage, an accretive clean-energy diversification) now sits on top of a CONFIRMED FY26 deterioration (wider consolidated loss, flat-to-down revenue, margin compression) - this is an earlier-stage, more leveraged, and more execution-dependent story than the pre-existing write-up suggested.</w:t>
+      </w:r>
+    </w:p>
+    <w:p/>
+    <w:p>
+      <w:r>
+        <w:rPr>
+          <w:b/>
+        </w:rPr>
+        <w:t>📈 Bull Case:</w:t>
+      </w:r>
+    </w:p>
+    <w:p>
+      <w:pPr>
+        <w:ind w:left="360"/>
+      </w:pPr>
+      <w:r>
+        <w:t>Real operating leverage: Kharagpur facility operates at only 30-35% capacity with ~150 acres available - standalone business could triple revenue to Rs 700-750 Cr with only Rs 5-10 Cr of bridging capex</w:t>
+      </w:r>
+    </w:p>
+    <w:p>
+      <w:pPr>
+        <w:ind w:left="360"/>
+      </w:pPr>
+      <w:r>
+        <w:t>Concrete, already-booked order evidence (not just narrative): ~Rs 110 Cr defense orders, Rs 66.75 Cr CONCOR ReachStacker contract, Rs 30+ Cr CONCOR O&amp;M contract in FY26, plus a Rs 274 Cr FY27 order pipeline</w:t>
+      </w:r>
+    </w:p>
+    <w:p>
+      <w:pPr>
+        <w:ind w:left="360"/>
+      </w:pPr>
+      <w:r>
+        <w:t>TCPL (clean-energy/gas-compression) is immediately accretive on margin - Q1 FY27 EBITDA margin ~10% vs TIL standalone's 4.3% - and diversifies TIL into an energy-transition-adjacent, potentially higher-growth segment</w:t>
+      </w:r>
+    </w:p>
+    <w:p>
+      <w:pPr>
+        <w:ind w:left="360"/>
+      </w:pPr>
+      <w:r>
+        <w:t>Genuine synergy path with Gainwell's Caterpillar-dealership aftermarket business model (currently ~50% of Gainwell's revenue is recurring aftermarket, a mindset TIL is explicitly trying to adopt) plus a dedicated Executive Director/CEO brought over from Gainwell specifically for this</w:t>
+      </w:r>
+    </w:p>
+    <w:p>
+      <w:pPr>
+        <w:ind w:left="360"/>
+      </w:pPr>
+      <w:r>
+        <w:t>Balance-sheet cleanup: Settlement-of-Disputes resolution extinguished/reduced ~Rs 45 Cr of legacy contingent tax liabilities in FY26</w:t>
+      </w:r>
+    </w:p>
+    <w:p/>
+    <w:p>
+      <w:r>
+        <w:rPr>
+          <w:b/>
+        </w:rPr>
+        <w:t>📉 Bear Case:</w:t>
+      </w:r>
+    </w:p>
+    <w:p>
+      <w:pPr>
+        <w:ind w:left="360"/>
+      </w:pPr>
+      <w:r>
+        <w:t>FY26 consolidated PAT loss WIDENED to -Rs 30.86 Cr (from +Rs 2.90 Cr FY25) and EBITDA margin nearly halved (11.73% -&gt; 5.47%) - this is a confirmed DETERIORATION during the very year the turnaround was supposed to be taking hold, not merely 'still early'</w:t>
+      </w:r>
+    </w:p>
+    <w:p>
+      <w:pPr>
+        <w:ind w:left="360"/>
+      </w:pPr>
+      <w:r>
+        <w:t>FY26 full-year revenue was flat-to-down YoY (Rs 337.36 Cr vs Rs 343.07 Cr FY25) - the headline Q1 FY27 growth is a break from, not a continuation of, an already-positive FY26 trend</w:t>
+      </w:r>
+    </w:p>
+    <w:p>
+      <w:pPr>
+        <w:ind w:left="360"/>
+      </w:pPr>
+      <w:r>
+        <w:t>The much-cited +66-86% Q1 FY27 consolidated growth is substantially INORGANIC (first-time TCPL consolidation); TIL's own standalone organic growth was a more modest +25% YoY on a small base</w:t>
+      </w:r>
+    </w:p>
+    <w:p>
+      <w:pPr>
+        <w:ind w:left="360"/>
+      </w:pPr>
+      <w:r>
+        <w:t>TCPL was acquired from a promoter-affiliate (Gainwell Commosales Private Limited) - a related-party-adjacent transaction that adds integration/governance execution risk on top of an already-stretched management team</w:t>
+      </w:r>
+    </w:p>
+    <w:p>
+      <w:pPr>
+        <w:ind w:left="360"/>
+      </w:pPr>
+      <w:r>
+        <w:t>High leverage persists: ~Rs 382 Cr borrowings (Mar-2026) against a still-small and volatile EBITDA base; net-debt-to-EBITDA is only meaningful directionally (very high) given the tiny earnings base</w:t>
       </w:r>
     </w:p>
     <w:sectPr>
